--- a/TOME - Helpdesk Operations/Books/Governance/Forms/frm-05-development-plan.docx
+++ b/TOME - Helpdesk Operations/Books/Governance/Forms/frm-05-development-plan.docx
@@ -23,12 +23,6 @@
         <w:gridCol w:w="9026"/>
       </w:tblGrid>
       <w:tr>
-        <w:tblPrEx>
-          <w:tblCellMar>
-            <w:top w:w="0" w:type="dxa"/>
-            <w:bottom w:w="0" w:type="dxa"/>
-          </w:tblCellMar>
-        </w:tblPrEx>
         <w:tc>
           <w:tcPr>
             <w:tcW w:w="9026" w:type="dxa"/>
@@ -84,1199 +78,6 @@
         <w:spacing w:before="80" w:after="80"/>
       </w:pPr>
     </w:p>
-    <w:p>
-      <w:pPr>
-        <w:rPr>
-          <w:color w:val="156082" w:themeColor="accent1"/>
-          <w:sz w:val="32"/>
-          <w:szCs w:val="32"/>
-        </w:rPr>
-      </w:pPr>
-      <w:r>
-        <w:rPr>
-          <w:color w:val="156082" w:themeColor="accent1"/>
-          <w:sz w:val="32"/>
-          <w:szCs w:val="32"/>
-        </w:rPr>
-        <w:t>Document Properties</w:t>
-      </w:r>
-    </w:p>
-    <w:tbl>
-      <w:tblPr>
-        <w:tblStyle w:val="6DG"/>
-        <w:tblW w:w="9639" w:type="dxa"/>
-        <w:tblInd w:w="28" w:type="dxa"/>
-        <w:tblBorders>
-          <w:top w:val="single" w:sz="4" w:space="0" w:color="BFBFBF" w:themeColor="background1" w:themeShade="BF"/>
-          <w:left w:val="single" w:sz="4" w:space="0" w:color="BFBFBF" w:themeColor="background1" w:themeShade="BF"/>
-          <w:bottom w:val="single" w:sz="4" w:space="0" w:color="BFBFBF" w:themeColor="background1" w:themeShade="BF"/>
-          <w:right w:val="single" w:sz="4" w:space="0" w:color="BFBFBF" w:themeColor="background1" w:themeShade="BF"/>
-          <w:insideH w:val="single" w:sz="4" w:space="0" w:color="BFBFBF" w:themeColor="background1" w:themeShade="BF"/>
-          <w:insideV w:val="single" w:sz="4" w:space="0" w:color="BFBFBF" w:themeColor="background1" w:themeShade="BF"/>
-        </w:tblBorders>
-        <w:tblLook w:val="0620" w:firstRow="1" w:lastRow="0" w:firstColumn="0" w:lastColumn="0" w:noHBand="1" w:noVBand="1"/>
-      </w:tblPr>
-      <w:tblGrid>
-        <w:gridCol w:w="2410"/>
-        <w:gridCol w:w="7229"/>
-      </w:tblGrid>
-      <w:tr>
-        <w:trPr>
-          <w:cnfStyle w:val="100000000000" w:firstRow="1" w:lastRow="0" w:firstColumn="0" w:lastColumn="0" w:oddVBand="0" w:evenVBand="0" w:oddHBand="0" w:evenHBand="0" w:firstRowFirstColumn="0" w:firstRowLastColumn="0" w:lastRowFirstColumn="0" w:lastRowLastColumn="0"/>
-        </w:trPr>
-        <w:tc>
-          <w:tcPr>
-            <w:tcW w:w="2410" w:type="dxa"/>
-            <w:tcBorders>
-              <w:right w:val="none" w:sz="0" w:space="0" w:color="auto"/>
-            </w:tcBorders>
-            <w:shd w:val="clear" w:color="auto" w:fill="F2F2F2" w:themeFill="background1" w:themeFillShade="F2"/>
-          </w:tcPr>
-          <w:p>
-            <w:pPr>
-              <w:pStyle w:val="TableHeader"/>
-              <w:spacing w:before="0" w:after="0"/>
-              <w:jc w:val="left"/>
-              <w:rPr>
-                <w:rFonts w:ascii="Outfit" w:hAnsi="Outfit"/>
-                <w:b/>
-                <w:bCs/>
-                <w:color w:val="auto"/>
-              </w:rPr>
-            </w:pPr>
-            <w:r>
-              <w:rPr>
-                <w:rFonts w:ascii="Outfit" w:hAnsi="Outfit"/>
-                <w:b/>
-                <w:bCs/>
-                <w:color w:val="auto"/>
-              </w:rPr>
-              <w:t>Document Property</w:t>
-            </w:r>
-          </w:p>
-        </w:tc>
-        <w:tc>
-          <w:tcPr>
-            <w:tcW w:w="7229" w:type="dxa"/>
-            <w:tcBorders>
-              <w:left w:val="none" w:sz="0" w:space="0" w:color="auto"/>
-            </w:tcBorders>
-            <w:shd w:val="clear" w:color="auto" w:fill="F2F2F2" w:themeFill="background1" w:themeFillShade="F2"/>
-          </w:tcPr>
-          <w:p>
-            <w:pPr>
-              <w:pStyle w:val="TableHeader"/>
-              <w:spacing w:before="0" w:after="0"/>
-              <w:jc w:val="left"/>
-              <w:rPr>
-                <w:rFonts w:ascii="Outfit" w:hAnsi="Outfit"/>
-                <w:b/>
-                <w:bCs/>
-                <w:color w:val="auto"/>
-              </w:rPr>
-            </w:pPr>
-            <w:r>
-              <w:rPr>
-                <w:rFonts w:ascii="Outfit" w:hAnsi="Outfit"/>
-                <w:b/>
-                <w:bCs/>
-                <w:color w:val="auto"/>
-              </w:rPr>
-              <w:t>Details</w:t>
-            </w:r>
-          </w:p>
-        </w:tc>
-      </w:tr>
-      <w:tr>
-        <w:tc>
-          <w:tcPr>
-            <w:tcW w:w="2410" w:type="dxa"/>
-          </w:tcPr>
-          <w:p>
-            <w:pPr>
-              <w:pStyle w:val="TableText"/>
-              <w:spacing w:before="0" w:after="0"/>
-              <w:rPr>
-                <w:rFonts w:ascii="Outfit" w:hAnsi="Outfit"/>
-                <w:sz w:val="18"/>
-                <w:szCs w:val="18"/>
-              </w:rPr>
-            </w:pPr>
-          </w:p>
-        </w:tc>
-        <w:tc>
-          <w:tcPr>
-            <w:tcW w:w="7229" w:type="dxa"/>
-          </w:tcPr>
-          <w:p>
-            <w:pPr>
-              <w:pStyle w:val="TableText"/>
-              <w:spacing w:before="0" w:after="0"/>
-              <w:rPr>
-                <w:rFonts w:ascii="Outfit" w:hAnsi="Outfit"/>
-                <w:sz w:val="18"/>
-                <w:szCs w:val="18"/>
-              </w:rPr>
-            </w:pPr>
-          </w:p>
-        </w:tc>
-      </w:tr>
-      <w:tr>
-        <w:tc>
-          <w:tcPr>
-            <w:tcW w:w="2410" w:type="dxa"/>
-          </w:tcPr>
-          <w:p>
-            <w:pPr>
-              <w:pStyle w:val="TableText"/>
-              <w:spacing w:before="0" w:after="0"/>
-              <w:rPr>
-                <w:rFonts w:ascii="Outfit" w:hAnsi="Outfit"/>
-                <w:sz w:val="18"/>
-                <w:szCs w:val="18"/>
-              </w:rPr>
-            </w:pPr>
-          </w:p>
-        </w:tc>
-        <w:tc>
-          <w:tcPr>
-            <w:tcW w:w="7229" w:type="dxa"/>
-          </w:tcPr>
-          <w:p>
-            <w:pPr>
-              <w:pStyle w:val="TableText"/>
-              <w:spacing w:before="0" w:after="0"/>
-              <w:rPr>
-                <w:rFonts w:ascii="Outfit" w:hAnsi="Outfit"/>
-                <w:sz w:val="18"/>
-                <w:szCs w:val="18"/>
-              </w:rPr>
-            </w:pPr>
-          </w:p>
-        </w:tc>
-      </w:tr>
-    </w:tbl>
-    <w:p>
-      <w:pPr>
-        <w:rPr>
-          <w:color w:val="0066FF"/>
-          <w:sz w:val="32"/>
-          <w:szCs w:val="32"/>
-        </w:rPr>
-      </w:pPr>
-    </w:p>
-    <w:p>
-      <w:pPr>
-        <w:rPr>
-          <w:color w:val="156082" w:themeColor="accent1"/>
-          <w:sz w:val="32"/>
-          <w:szCs w:val="32"/>
-        </w:rPr>
-      </w:pPr>
-      <w:r>
-        <w:rPr>
-          <w:color w:val="156082" w:themeColor="accent1"/>
-          <w:sz w:val="32"/>
-          <w:szCs w:val="32"/>
-        </w:rPr>
-        <w:t>Revision History</w:t>
-      </w:r>
-    </w:p>
-    <w:tbl>
-      <w:tblPr>
-        <w:tblStyle w:val="6DG"/>
-        <w:tblW w:w="9633" w:type="dxa"/>
-        <w:tblInd w:w="28" w:type="dxa"/>
-        <w:tblBorders>
-          <w:top w:val="single" w:sz="4" w:space="0" w:color="BFBFBF" w:themeColor="background1" w:themeShade="BF"/>
-          <w:left w:val="single" w:sz="4" w:space="0" w:color="BFBFBF" w:themeColor="background1" w:themeShade="BF"/>
-          <w:bottom w:val="single" w:sz="4" w:space="0" w:color="BFBFBF" w:themeColor="background1" w:themeShade="BF"/>
-          <w:right w:val="single" w:sz="4" w:space="0" w:color="BFBFBF" w:themeColor="background1" w:themeShade="BF"/>
-          <w:insideH w:val="single" w:sz="4" w:space="0" w:color="BFBFBF" w:themeColor="background1" w:themeShade="BF"/>
-          <w:insideV w:val="single" w:sz="4" w:space="0" w:color="BFBFBF" w:themeColor="background1" w:themeShade="BF"/>
-        </w:tblBorders>
-        <w:tblLook w:val="0620" w:firstRow="1" w:lastRow="0" w:firstColumn="0" w:lastColumn="0" w:noHBand="1" w:noVBand="1"/>
-      </w:tblPr>
-      <w:tblGrid>
-        <w:gridCol w:w="1335"/>
-        <w:gridCol w:w="3620"/>
-        <w:gridCol w:w="1626"/>
-        <w:gridCol w:w="1259"/>
-        <w:gridCol w:w="1793"/>
-      </w:tblGrid>
-      <w:tr>
-        <w:trPr>
-          <w:cnfStyle w:val="100000000000" w:firstRow="1" w:lastRow="0" w:firstColumn="0" w:lastColumn="0" w:oddVBand="0" w:evenVBand="0" w:oddHBand="0" w:evenHBand="0" w:firstRowFirstColumn="0" w:firstRowLastColumn="0" w:lastRowFirstColumn="0" w:lastRowLastColumn="0"/>
-          <w:trHeight w:val="261"/>
-        </w:trPr>
-        <w:tc>
-          <w:tcPr>
-            <w:tcW w:w="1335" w:type="dxa"/>
-            <w:shd w:val="clear" w:color="auto" w:fill="F2F2F2" w:themeFill="background1" w:themeFillShade="F2"/>
-          </w:tcPr>
-          <w:p>
-            <w:pPr>
-              <w:pStyle w:val="TableHeader"/>
-              <w:spacing w:before="0" w:after="0"/>
-              <w:rPr>
-                <w:rFonts w:ascii="Outfit" w:hAnsi="Outfit"/>
-                <w:b/>
-                <w:bCs/>
-                <w:color w:val="auto"/>
-              </w:rPr>
-            </w:pPr>
-            <w:r>
-              <w:rPr>
-                <w:rFonts w:ascii="Outfit" w:hAnsi="Outfit"/>
-                <w:b/>
-                <w:bCs/>
-                <w:color w:val="auto"/>
-              </w:rPr>
-              <w:t>Version</w:t>
-            </w:r>
-          </w:p>
-        </w:tc>
-        <w:tc>
-          <w:tcPr>
-            <w:tcW w:w="3620" w:type="dxa"/>
-            <w:shd w:val="clear" w:color="auto" w:fill="F2F2F2" w:themeFill="background1" w:themeFillShade="F2"/>
-          </w:tcPr>
-          <w:p>
-            <w:pPr>
-              <w:pStyle w:val="TableHeader"/>
-              <w:spacing w:before="0" w:after="0"/>
-              <w:jc w:val="left"/>
-              <w:rPr>
-                <w:rFonts w:ascii="Outfit" w:hAnsi="Outfit"/>
-                <w:b/>
-                <w:bCs/>
-                <w:color w:val="auto"/>
-              </w:rPr>
-            </w:pPr>
-            <w:r>
-              <w:rPr>
-                <w:rFonts w:ascii="Outfit" w:hAnsi="Outfit"/>
-                <w:b/>
-                <w:bCs/>
-                <w:color w:val="auto"/>
-              </w:rPr>
-              <w:t>Change Description</w:t>
-            </w:r>
-          </w:p>
-        </w:tc>
-        <w:tc>
-          <w:tcPr>
-            <w:tcW w:w="1626" w:type="dxa"/>
-            <w:shd w:val="clear" w:color="auto" w:fill="F2F2F2" w:themeFill="background1" w:themeFillShade="F2"/>
-          </w:tcPr>
-          <w:p>
-            <w:pPr>
-              <w:pStyle w:val="TableHeader"/>
-              <w:spacing w:before="0" w:after="0"/>
-              <w:jc w:val="left"/>
-              <w:rPr>
-                <w:rFonts w:ascii="Outfit" w:hAnsi="Outfit"/>
-                <w:b/>
-                <w:bCs/>
-                <w:color w:val="auto"/>
-              </w:rPr>
-            </w:pPr>
-            <w:r>
-              <w:rPr>
-                <w:rFonts w:ascii="Outfit" w:hAnsi="Outfit"/>
-                <w:b/>
-                <w:bCs/>
-                <w:color w:val="auto"/>
-              </w:rPr>
-              <w:t>Author</w:t>
-            </w:r>
-          </w:p>
-        </w:tc>
-        <w:tc>
-          <w:tcPr>
-            <w:tcW w:w="1259" w:type="dxa"/>
-            <w:shd w:val="clear" w:color="auto" w:fill="F2F2F2" w:themeFill="background1" w:themeFillShade="F2"/>
-          </w:tcPr>
-          <w:p>
-            <w:pPr>
-              <w:pStyle w:val="TableHeader"/>
-              <w:spacing w:before="0" w:after="0"/>
-              <w:rPr>
-                <w:rFonts w:ascii="Outfit" w:hAnsi="Outfit"/>
-                <w:bCs/>
-              </w:rPr>
-            </w:pPr>
-            <w:r>
-              <w:rPr>
-                <w:rFonts w:ascii="Outfit" w:hAnsi="Outfit"/>
-                <w:b/>
-                <w:bCs/>
-                <w:color w:val="auto"/>
-              </w:rPr>
-              <w:t>Date</w:t>
-            </w:r>
-          </w:p>
-        </w:tc>
-        <w:tc>
-          <w:tcPr>
-            <w:tcW w:w="1793" w:type="dxa"/>
-            <w:shd w:val="clear" w:color="auto" w:fill="F2F2F2" w:themeFill="background1" w:themeFillShade="F2"/>
-          </w:tcPr>
-          <w:p>
-            <w:pPr>
-              <w:pStyle w:val="TableHeader"/>
-              <w:spacing w:before="0" w:after="0"/>
-              <w:rPr>
-                <w:rFonts w:ascii="Outfit" w:hAnsi="Outfit"/>
-                <w:b/>
-                <w:bCs/>
-                <w:color w:val="auto"/>
-              </w:rPr>
-            </w:pPr>
-            <w:r>
-              <w:rPr>
-                <w:rFonts w:ascii="Outfit" w:hAnsi="Outfit"/>
-                <w:b/>
-                <w:bCs/>
-                <w:color w:val="auto"/>
-              </w:rPr>
-              <w:t>Next Review</w:t>
-            </w:r>
-          </w:p>
-        </w:tc>
-      </w:tr>
-      <w:tr>
-        <w:trPr>
-          <w:trHeight w:val="236"/>
-        </w:trPr>
-        <w:tc>
-          <w:tcPr>
-            <w:tcW w:w="1335" w:type="dxa"/>
-          </w:tcPr>
-          <w:p>
-            <w:pPr>
-              <w:pStyle w:val="TableText"/>
-              <w:spacing w:before="0" w:after="0"/>
-              <w:jc w:val="center"/>
-              <w:rPr>
-                <w:rFonts w:ascii="Outfit" w:hAnsi="Outfit"/>
-                <w:b/>
-                <w:bCs/>
-                <w:sz w:val="18"/>
-                <w:szCs w:val="18"/>
-              </w:rPr>
-            </w:pPr>
-          </w:p>
-        </w:tc>
-        <w:tc>
-          <w:tcPr>
-            <w:tcW w:w="3620" w:type="dxa"/>
-          </w:tcPr>
-          <w:p>
-            <w:pPr>
-              <w:pStyle w:val="TableText"/>
-              <w:spacing w:before="0" w:after="0"/>
-              <w:rPr>
-                <w:rFonts w:ascii="Outfit" w:hAnsi="Outfit"/>
-                <w:sz w:val="18"/>
-                <w:szCs w:val="18"/>
-              </w:rPr>
-            </w:pPr>
-          </w:p>
-        </w:tc>
-        <w:tc>
-          <w:tcPr>
-            <w:tcW w:w="1626" w:type="dxa"/>
-          </w:tcPr>
-          <w:p>
-            <w:pPr>
-              <w:pStyle w:val="TableText"/>
-              <w:spacing w:before="0" w:after="0"/>
-              <w:rPr>
-                <w:rFonts w:ascii="Outfit" w:hAnsi="Outfit"/>
-                <w:sz w:val="18"/>
-                <w:szCs w:val="18"/>
-              </w:rPr>
-            </w:pPr>
-          </w:p>
-        </w:tc>
-        <w:tc>
-          <w:tcPr>
-            <w:tcW w:w="1259" w:type="dxa"/>
-          </w:tcPr>
-          <w:p>
-            <w:pPr>
-              <w:pStyle w:val="TableText"/>
-              <w:spacing w:before="0" w:after="0"/>
-              <w:jc w:val="center"/>
-              <w:rPr>
-                <w:rFonts w:ascii="Outfit" w:hAnsi="Outfit"/>
-                <w:sz w:val="18"/>
-                <w:szCs w:val="18"/>
-              </w:rPr>
-            </w:pPr>
-          </w:p>
-        </w:tc>
-        <w:tc>
-          <w:tcPr>
-            <w:tcW w:w="1793" w:type="dxa"/>
-          </w:tcPr>
-          <w:p>
-            <w:pPr>
-              <w:pStyle w:val="TableText"/>
-              <w:spacing w:before="0" w:after="0"/>
-              <w:jc w:val="center"/>
-              <w:rPr>
-                <w:rFonts w:ascii="Outfit" w:hAnsi="Outfit"/>
-                <w:sz w:val="18"/>
-                <w:szCs w:val="18"/>
-              </w:rPr>
-            </w:pPr>
-          </w:p>
-        </w:tc>
-      </w:tr>
-      <w:tr>
-        <w:trPr>
-          <w:trHeight w:val="236"/>
-        </w:trPr>
-        <w:tc>
-          <w:tcPr>
-            <w:tcW w:w="1335" w:type="dxa"/>
-          </w:tcPr>
-          <w:p>
-            <w:pPr>
-              <w:pStyle w:val="TableText"/>
-              <w:spacing w:before="0" w:after="0"/>
-              <w:jc w:val="center"/>
-              <w:rPr>
-                <w:rFonts w:ascii="Outfit" w:hAnsi="Outfit"/>
-                <w:sz w:val="18"/>
-                <w:szCs w:val="18"/>
-              </w:rPr>
-            </w:pPr>
-          </w:p>
-        </w:tc>
-        <w:tc>
-          <w:tcPr>
-            <w:tcW w:w="3620" w:type="dxa"/>
-          </w:tcPr>
-          <w:p>
-            <w:pPr>
-              <w:pStyle w:val="TableText"/>
-              <w:spacing w:before="0" w:after="0"/>
-              <w:rPr>
-                <w:rFonts w:ascii="Outfit" w:hAnsi="Outfit"/>
-                <w:sz w:val="18"/>
-                <w:szCs w:val="18"/>
-              </w:rPr>
-            </w:pPr>
-          </w:p>
-        </w:tc>
-        <w:tc>
-          <w:tcPr>
-            <w:tcW w:w="1626" w:type="dxa"/>
-          </w:tcPr>
-          <w:p>
-            <w:pPr>
-              <w:pStyle w:val="TableText"/>
-              <w:spacing w:before="0" w:after="0"/>
-              <w:rPr>
-                <w:rFonts w:ascii="Outfit" w:hAnsi="Outfit"/>
-                <w:sz w:val="18"/>
-                <w:szCs w:val="18"/>
-              </w:rPr>
-            </w:pPr>
-          </w:p>
-        </w:tc>
-        <w:tc>
-          <w:tcPr>
-            <w:tcW w:w="1259" w:type="dxa"/>
-          </w:tcPr>
-          <w:p>
-            <w:pPr>
-              <w:pStyle w:val="TableText"/>
-              <w:spacing w:before="0" w:after="0"/>
-              <w:jc w:val="center"/>
-              <w:rPr>
-                <w:rFonts w:ascii="Outfit" w:hAnsi="Outfit"/>
-                <w:sz w:val="18"/>
-                <w:szCs w:val="18"/>
-              </w:rPr>
-            </w:pPr>
-          </w:p>
-        </w:tc>
-        <w:tc>
-          <w:tcPr>
-            <w:tcW w:w="1793" w:type="dxa"/>
-          </w:tcPr>
-          <w:p>
-            <w:pPr>
-              <w:pStyle w:val="TableText"/>
-              <w:spacing w:before="0" w:after="0"/>
-              <w:ind w:right="-84"/>
-              <w:jc w:val="center"/>
-              <w:rPr>
-                <w:rFonts w:ascii="Outfit" w:hAnsi="Outfit"/>
-                <w:sz w:val="18"/>
-                <w:szCs w:val="18"/>
-              </w:rPr>
-            </w:pPr>
-          </w:p>
-        </w:tc>
-      </w:tr>
-    </w:tbl>
-    <w:p>
-      <w:pPr>
-        <w:ind w:right="-1"/>
-        <w:rPr>
-          <w:color w:val="156082" w:themeColor="accent1"/>
-          <w:sz w:val="32"/>
-          <w:szCs w:val="32"/>
-        </w:rPr>
-      </w:pPr>
-    </w:p>
-    <w:p>
-      <w:pPr>
-        <w:rPr>
-          <w:color w:val="156082" w:themeColor="accent1"/>
-          <w:sz w:val="32"/>
-          <w:szCs w:val="32"/>
-        </w:rPr>
-      </w:pPr>
-      <w:r>
-        <w:rPr>
-          <w:color w:val="156082" w:themeColor="accent1"/>
-          <w:sz w:val="32"/>
-          <w:szCs w:val="32"/>
-        </w:rPr>
-        <w:t>Executive Sponsors</w:t>
-      </w:r>
-    </w:p>
-    <w:tbl>
-      <w:tblPr>
-        <w:tblStyle w:val="6DG"/>
-        <w:tblW w:w="9606" w:type="dxa"/>
-        <w:tblInd w:w="28" w:type="dxa"/>
-        <w:tblBorders>
-          <w:top w:val="single" w:sz="4" w:space="0" w:color="BFBFBF" w:themeColor="background1" w:themeShade="BF"/>
-          <w:left w:val="single" w:sz="4" w:space="0" w:color="BFBFBF" w:themeColor="background1" w:themeShade="BF"/>
-          <w:bottom w:val="single" w:sz="4" w:space="0" w:color="BFBFBF" w:themeColor="background1" w:themeShade="BF"/>
-          <w:right w:val="single" w:sz="4" w:space="0" w:color="BFBFBF" w:themeColor="background1" w:themeShade="BF"/>
-          <w:insideH w:val="single" w:sz="4" w:space="0" w:color="BFBFBF" w:themeColor="background1" w:themeShade="BF"/>
-          <w:insideV w:val="single" w:sz="4" w:space="0" w:color="BFBFBF" w:themeColor="background1" w:themeShade="BF"/>
-        </w:tblBorders>
-        <w:tblLook w:val="0620" w:firstRow="1" w:lastRow="0" w:firstColumn="0" w:lastColumn="0" w:noHBand="1" w:noVBand="1"/>
-      </w:tblPr>
-      <w:tblGrid>
-        <w:gridCol w:w="2205"/>
-        <w:gridCol w:w="3720"/>
-        <w:gridCol w:w="3681"/>
-      </w:tblGrid>
-      <w:tr>
-        <w:trPr>
-          <w:cnfStyle w:val="100000000000" w:firstRow="1" w:lastRow="0" w:firstColumn="0" w:lastColumn="0" w:oddVBand="0" w:evenVBand="0" w:oddHBand="0" w:evenHBand="0" w:firstRowFirstColumn="0" w:firstRowLastColumn="0" w:lastRowFirstColumn="0" w:lastRowLastColumn="0"/>
-          <w:trHeight w:val="300"/>
-        </w:trPr>
-        <w:tc>
-          <w:tcPr>
-            <w:tcW w:w="2205" w:type="dxa"/>
-            <w:tcBorders>
-              <w:right w:val="none" w:sz="0" w:space="0" w:color="auto"/>
-            </w:tcBorders>
-            <w:shd w:val="clear" w:color="auto" w:fill="F2F2F2" w:themeFill="background1" w:themeFillShade="F2"/>
-          </w:tcPr>
-          <w:p>
-            <w:pPr>
-              <w:pStyle w:val="TableHeader"/>
-              <w:spacing w:before="0" w:after="0"/>
-              <w:jc w:val="left"/>
-              <w:rPr>
-                <w:rFonts w:ascii="Outfit" w:hAnsi="Outfit"/>
-                <w:b/>
-                <w:bCs/>
-                <w:color w:val="auto"/>
-              </w:rPr>
-            </w:pPr>
-            <w:r>
-              <w:rPr>
-                <w:rFonts w:ascii="Outfit" w:hAnsi="Outfit"/>
-                <w:b/>
-                <w:bCs/>
-                <w:color w:val="auto"/>
-              </w:rPr>
-              <w:t>Name</w:t>
-            </w:r>
-          </w:p>
-        </w:tc>
-        <w:tc>
-          <w:tcPr>
-            <w:tcW w:w="3720" w:type="dxa"/>
-            <w:tcBorders>
-              <w:left w:val="none" w:sz="0" w:space="0" w:color="auto"/>
-              <w:right w:val="none" w:sz="0" w:space="0" w:color="auto"/>
-            </w:tcBorders>
-            <w:shd w:val="clear" w:color="auto" w:fill="F2F2F2" w:themeFill="background1" w:themeFillShade="F2"/>
-          </w:tcPr>
-          <w:p>
-            <w:pPr>
-              <w:pStyle w:val="TableHeader"/>
-              <w:spacing w:before="0" w:after="0"/>
-              <w:jc w:val="left"/>
-              <w:rPr>
-                <w:rFonts w:ascii="Outfit" w:hAnsi="Outfit"/>
-                <w:b/>
-                <w:bCs/>
-                <w:color w:val="auto"/>
-              </w:rPr>
-            </w:pPr>
-            <w:r>
-              <w:rPr>
-                <w:rFonts w:ascii="Outfit" w:hAnsi="Outfit"/>
-                <w:b/>
-                <w:bCs/>
-                <w:color w:val="auto"/>
-              </w:rPr>
-              <w:t>Title</w:t>
-            </w:r>
-          </w:p>
-        </w:tc>
-        <w:tc>
-          <w:tcPr>
-            <w:tcW w:w="3681" w:type="dxa"/>
-            <w:tcBorders>
-              <w:left w:val="none" w:sz="0" w:space="0" w:color="auto"/>
-            </w:tcBorders>
-            <w:shd w:val="clear" w:color="auto" w:fill="F2F2F2" w:themeFill="background1" w:themeFillShade="F2"/>
-          </w:tcPr>
-          <w:p>
-            <w:pPr>
-              <w:pStyle w:val="TableHeader"/>
-              <w:spacing w:before="0" w:after="0"/>
-              <w:jc w:val="left"/>
-              <w:rPr>
-                <w:rFonts w:ascii="Outfit" w:hAnsi="Outfit"/>
-                <w:b/>
-                <w:bCs/>
-                <w:color w:val="auto"/>
-              </w:rPr>
-            </w:pPr>
-            <w:r>
-              <w:rPr>
-                <w:rFonts w:ascii="Outfit" w:hAnsi="Outfit"/>
-                <w:b/>
-                <w:bCs/>
-                <w:color w:val="auto"/>
-              </w:rPr>
-              <w:t>Business Unit</w:t>
-            </w:r>
-          </w:p>
-        </w:tc>
-      </w:tr>
-      <w:tr>
-        <w:trPr>
-          <w:trHeight w:val="300"/>
-        </w:trPr>
-        <w:tc>
-          <w:tcPr>
-            <w:tcW w:w="2205" w:type="dxa"/>
-          </w:tcPr>
-          <w:p>
-            <w:pPr>
-              <w:pStyle w:val="TableText"/>
-              <w:spacing w:before="0" w:after="0"/>
-              <w:rPr>
-                <w:rFonts w:ascii="Outfit" w:hAnsi="Outfit"/>
-                <w:sz w:val="18"/>
-                <w:szCs w:val="18"/>
-              </w:rPr>
-            </w:pPr>
-          </w:p>
-        </w:tc>
-        <w:tc>
-          <w:tcPr>
-            <w:tcW w:w="3720" w:type="dxa"/>
-          </w:tcPr>
-          <w:p>
-            <w:pPr>
-              <w:pStyle w:val="TableText"/>
-              <w:spacing w:before="0" w:after="0"/>
-              <w:rPr>
-                <w:rFonts w:ascii="Outfit" w:hAnsi="Outfit"/>
-                <w:sz w:val="18"/>
-                <w:szCs w:val="18"/>
-              </w:rPr>
-            </w:pPr>
-          </w:p>
-        </w:tc>
-        <w:tc>
-          <w:tcPr>
-            <w:tcW w:w="3681" w:type="dxa"/>
-          </w:tcPr>
-          <w:p>
-            <w:pPr>
-              <w:pStyle w:val="TableText"/>
-              <w:spacing w:before="0" w:after="0"/>
-              <w:rPr>
-                <w:rFonts w:ascii="Outfit" w:hAnsi="Outfit"/>
-                <w:sz w:val="18"/>
-                <w:szCs w:val="18"/>
-              </w:rPr>
-            </w:pPr>
-          </w:p>
-        </w:tc>
-      </w:tr>
-      <w:tr>
-        <w:trPr>
-          <w:trHeight w:val="300"/>
-        </w:trPr>
-        <w:tc>
-          <w:tcPr>
-            <w:tcW w:w="2205" w:type="dxa"/>
-          </w:tcPr>
-          <w:p>
-            <w:pPr>
-              <w:pStyle w:val="TableText"/>
-              <w:spacing w:before="0" w:after="0"/>
-              <w:rPr>
-                <w:rFonts w:ascii="Outfit" w:hAnsi="Outfit"/>
-                <w:sz w:val="18"/>
-                <w:szCs w:val="18"/>
-              </w:rPr>
-            </w:pPr>
-          </w:p>
-        </w:tc>
-        <w:tc>
-          <w:tcPr>
-            <w:tcW w:w="3720" w:type="dxa"/>
-          </w:tcPr>
-          <w:p>
-            <w:pPr>
-              <w:pStyle w:val="TableText"/>
-              <w:spacing w:before="0" w:after="0"/>
-              <w:rPr>
-                <w:rFonts w:ascii="Outfit" w:hAnsi="Outfit"/>
-                <w:sz w:val="18"/>
-                <w:szCs w:val="18"/>
-              </w:rPr>
-            </w:pPr>
-          </w:p>
-        </w:tc>
-        <w:tc>
-          <w:tcPr>
-            <w:tcW w:w="3681" w:type="dxa"/>
-          </w:tcPr>
-          <w:p>
-            <w:pPr>
-              <w:pStyle w:val="TableText"/>
-              <w:spacing w:before="0" w:after="0"/>
-              <w:rPr>
-                <w:rFonts w:ascii="Outfit" w:hAnsi="Outfit"/>
-                <w:sz w:val="18"/>
-                <w:szCs w:val="18"/>
-              </w:rPr>
-            </w:pPr>
-          </w:p>
-        </w:tc>
-      </w:tr>
-    </w:tbl>
-    <w:p>
-      <w:pPr>
-        <w:rPr>
-          <w:color w:val="E97132" w:themeColor="accent2"/>
-          <w:sz w:val="32"/>
-          <w:szCs w:val="32"/>
-        </w:rPr>
-      </w:pPr>
-    </w:p>
-    <w:p>
-      <w:pPr>
-        <w:rPr>
-          <w:color w:val="156082" w:themeColor="accent1"/>
-          <w:sz w:val="32"/>
-          <w:szCs w:val="32"/>
-        </w:rPr>
-      </w:pPr>
-      <w:r>
-        <w:rPr>
-          <w:color w:val="156082" w:themeColor="accent1"/>
-          <w:sz w:val="32"/>
-          <w:szCs w:val="32"/>
-        </w:rPr>
-        <w:t>Stakeholder / Distribution List</w:t>
-      </w:r>
-    </w:p>
-    <w:tbl>
-      <w:tblPr>
-        <w:tblStyle w:val="6DG"/>
-        <w:tblW w:w="9634" w:type="dxa"/>
-        <w:tblInd w:w="28" w:type="dxa"/>
-        <w:tblBorders>
-          <w:top w:val="single" w:sz="4" w:space="0" w:color="BFBFBF" w:themeColor="background1" w:themeShade="BF"/>
-          <w:left w:val="single" w:sz="4" w:space="0" w:color="BFBFBF" w:themeColor="background1" w:themeShade="BF"/>
-          <w:bottom w:val="single" w:sz="4" w:space="0" w:color="BFBFBF" w:themeColor="background1" w:themeShade="BF"/>
-          <w:right w:val="single" w:sz="4" w:space="0" w:color="BFBFBF" w:themeColor="background1" w:themeShade="BF"/>
-          <w:insideH w:val="single" w:sz="4" w:space="0" w:color="BFBFBF" w:themeColor="background1" w:themeShade="BF"/>
-          <w:insideV w:val="single" w:sz="4" w:space="0" w:color="BFBFBF" w:themeColor="background1" w:themeShade="BF"/>
-        </w:tblBorders>
-        <w:tblLook w:val="0620" w:firstRow="1" w:lastRow="0" w:firstColumn="0" w:lastColumn="0" w:noHBand="1" w:noVBand="1"/>
-      </w:tblPr>
-      <w:tblGrid>
-        <w:gridCol w:w="1838"/>
-        <w:gridCol w:w="3516"/>
-        <w:gridCol w:w="2948"/>
-        <w:gridCol w:w="1332"/>
-      </w:tblGrid>
-      <w:tr>
-        <w:trPr>
-          <w:cnfStyle w:val="100000000000" w:firstRow="1" w:lastRow="0" w:firstColumn="0" w:lastColumn="0" w:oddVBand="0" w:evenVBand="0" w:oddHBand="0" w:evenHBand="0" w:firstRowFirstColumn="0" w:firstRowLastColumn="0" w:lastRowFirstColumn="0" w:lastRowLastColumn="0"/>
-          <w:trHeight w:val="287"/>
-        </w:trPr>
-        <w:tc>
-          <w:tcPr>
-            <w:tcW w:w="1838" w:type="dxa"/>
-            <w:tcBorders>
-              <w:right w:val="single" w:sz="4" w:space="0" w:color="BFBFBF" w:themeColor="background1" w:themeShade="BF"/>
-            </w:tcBorders>
-            <w:shd w:val="clear" w:color="auto" w:fill="F2F2F2" w:themeFill="background1" w:themeFillShade="F2"/>
-          </w:tcPr>
-          <w:p>
-            <w:pPr>
-              <w:pStyle w:val="TableHeader"/>
-              <w:spacing w:before="0" w:after="0"/>
-              <w:jc w:val="left"/>
-              <w:rPr>
-                <w:rFonts w:ascii="Outfit" w:hAnsi="Outfit"/>
-                <w:b/>
-                <w:color w:val="auto"/>
-              </w:rPr>
-            </w:pPr>
-            <w:r>
-              <w:rPr>
-                <w:rFonts w:ascii="Outfit" w:hAnsi="Outfit"/>
-                <w:b/>
-                <w:color w:val="auto"/>
-              </w:rPr>
-              <w:t>Name</w:t>
-            </w:r>
-          </w:p>
-        </w:tc>
-        <w:tc>
-          <w:tcPr>
-            <w:tcW w:w="3516" w:type="dxa"/>
-            <w:tcBorders>
-              <w:left w:val="single" w:sz="4" w:space="0" w:color="BFBFBF" w:themeColor="background1" w:themeShade="BF"/>
-              <w:right w:val="single" w:sz="4" w:space="0" w:color="BFBFBF" w:themeColor="background1" w:themeShade="BF"/>
-            </w:tcBorders>
-            <w:shd w:val="clear" w:color="auto" w:fill="F2F2F2" w:themeFill="background1" w:themeFillShade="F2"/>
-          </w:tcPr>
-          <w:p>
-            <w:pPr>
-              <w:pStyle w:val="TableHeader"/>
-              <w:spacing w:before="0" w:after="0"/>
-              <w:jc w:val="left"/>
-              <w:rPr>
-                <w:rFonts w:ascii="Outfit" w:hAnsi="Outfit"/>
-                <w:b/>
-                <w:color w:val="auto"/>
-              </w:rPr>
-            </w:pPr>
-            <w:r>
-              <w:rPr>
-                <w:rFonts w:ascii="Outfit" w:hAnsi="Outfit"/>
-                <w:b/>
-                <w:color w:val="auto"/>
-              </w:rPr>
-              <w:t>Title</w:t>
-            </w:r>
-          </w:p>
-        </w:tc>
-        <w:tc>
-          <w:tcPr>
-            <w:tcW w:w="2948" w:type="dxa"/>
-            <w:tcBorders>
-              <w:left w:val="single" w:sz="4" w:space="0" w:color="BFBFBF" w:themeColor="background1" w:themeShade="BF"/>
-              <w:right w:val="single" w:sz="4" w:space="0" w:color="BFBFBF" w:themeColor="background1" w:themeShade="BF"/>
-            </w:tcBorders>
-            <w:shd w:val="clear" w:color="auto" w:fill="F2F2F2" w:themeFill="background1" w:themeFillShade="F2"/>
-          </w:tcPr>
-          <w:p>
-            <w:pPr>
-              <w:pStyle w:val="TableHeader"/>
-              <w:spacing w:before="0" w:after="0"/>
-              <w:jc w:val="left"/>
-              <w:rPr>
-                <w:rFonts w:ascii="Outfit" w:hAnsi="Outfit"/>
-                <w:b/>
-                <w:color w:val="auto"/>
-              </w:rPr>
-            </w:pPr>
-            <w:r>
-              <w:rPr>
-                <w:rFonts w:ascii="Outfit" w:hAnsi="Outfit"/>
-                <w:b/>
-                <w:color w:val="auto"/>
-              </w:rPr>
-              <w:t>Business Unit</w:t>
-            </w:r>
-          </w:p>
-        </w:tc>
-        <w:tc>
-          <w:tcPr>
-            <w:tcW w:w="1332" w:type="dxa"/>
-            <w:tcBorders>
-              <w:left w:val="single" w:sz="4" w:space="0" w:color="BFBFBF" w:themeColor="background1" w:themeShade="BF"/>
-            </w:tcBorders>
-            <w:shd w:val="clear" w:color="auto" w:fill="F2F2F2" w:themeFill="background1" w:themeFillShade="F2"/>
-          </w:tcPr>
-          <w:p>
-            <w:pPr>
-              <w:pStyle w:val="TableHeader"/>
-              <w:spacing w:before="0" w:after="0"/>
-              <w:rPr>
-                <w:rFonts w:ascii="Outfit" w:hAnsi="Outfit"/>
-                <w:b/>
-                <w:color w:val="auto"/>
-              </w:rPr>
-            </w:pPr>
-            <w:r>
-              <w:rPr>
-                <w:rFonts w:ascii="Outfit" w:hAnsi="Outfit"/>
-                <w:b/>
-                <w:color w:val="auto"/>
-              </w:rPr>
-              <w:t>Date</w:t>
-            </w:r>
-          </w:p>
-        </w:tc>
-      </w:tr>
-      <w:tr>
-        <w:trPr>
-          <w:trHeight w:val="145"/>
-        </w:trPr>
-        <w:tc>
-          <w:tcPr>
-            <w:tcW w:w="1838" w:type="dxa"/>
-            <w:vAlign w:val="top"/>
-          </w:tcPr>
-          <w:p>
-            <w:pPr>
-              <w:pStyle w:val="TableText"/>
-              <w:spacing w:before="0" w:after="0"/>
-              <w:rPr>
-                <w:rFonts w:ascii="Outfit" w:hAnsi="Outfit"/>
-                <w:sz w:val="18"/>
-                <w:szCs w:val="18"/>
-              </w:rPr>
-            </w:pPr>
-          </w:p>
-        </w:tc>
-        <w:tc>
-          <w:tcPr>
-            <w:tcW w:w="3516" w:type="dxa"/>
-            <w:vAlign w:val="top"/>
-          </w:tcPr>
-          <w:p>
-            <w:pPr>
-              <w:pStyle w:val="TableText"/>
-              <w:spacing w:before="0" w:after="0"/>
-              <w:rPr>
-                <w:rFonts w:ascii="Outfit" w:hAnsi="Outfit"/>
-                <w:sz w:val="18"/>
-                <w:szCs w:val="18"/>
-              </w:rPr>
-            </w:pPr>
-          </w:p>
-        </w:tc>
-        <w:tc>
-          <w:tcPr>
-            <w:tcW w:w="2948" w:type="dxa"/>
-            <w:vAlign w:val="top"/>
-          </w:tcPr>
-          <w:p>
-            <w:pPr>
-              <w:pStyle w:val="TableText"/>
-              <w:spacing w:before="0" w:after="0"/>
-              <w:rPr>
-                <w:rFonts w:ascii="Outfit" w:hAnsi="Outfit"/>
-                <w:sz w:val="18"/>
-                <w:szCs w:val="18"/>
-              </w:rPr>
-            </w:pPr>
-          </w:p>
-        </w:tc>
-        <w:tc>
-          <w:tcPr>
-            <w:tcW w:w="1332" w:type="dxa"/>
-            <w:vAlign w:val="top"/>
-          </w:tcPr>
-          <w:p>
-            <w:pPr>
-              <w:pStyle w:val="TableText"/>
-              <w:spacing w:before="0" w:after="0"/>
-              <w:jc w:val="center"/>
-              <w:rPr>
-                <w:rFonts w:ascii="Outfit" w:hAnsi="Outfit"/>
-                <w:sz w:val="18"/>
-                <w:szCs w:val="18"/>
-              </w:rPr>
-            </w:pPr>
-          </w:p>
-        </w:tc>
-      </w:tr>
-      <w:tr>
-        <w:trPr>
-          <w:trHeight w:val="190"/>
-        </w:trPr>
-        <w:tc>
-          <w:tcPr>
-            <w:tcW w:w="1838" w:type="dxa"/>
-            <w:vAlign w:val="top"/>
-          </w:tcPr>
-          <w:p>
-            <w:pPr>
-              <w:pStyle w:val="TableText"/>
-              <w:spacing w:before="0" w:after="0"/>
-              <w:rPr>
-                <w:rFonts w:ascii="Outfit" w:hAnsi="Outfit"/>
-                <w:sz w:val="18"/>
-                <w:szCs w:val="18"/>
-              </w:rPr>
-            </w:pPr>
-          </w:p>
-        </w:tc>
-        <w:tc>
-          <w:tcPr>
-            <w:tcW w:w="3516" w:type="dxa"/>
-            <w:vAlign w:val="top"/>
-          </w:tcPr>
-          <w:p>
-            <w:pPr>
-              <w:pStyle w:val="TableText"/>
-              <w:spacing w:before="0" w:after="0"/>
-              <w:rPr>
-                <w:rFonts w:ascii="Outfit" w:hAnsi="Outfit"/>
-                <w:sz w:val="18"/>
-                <w:szCs w:val="18"/>
-              </w:rPr>
-            </w:pPr>
-          </w:p>
-        </w:tc>
-        <w:tc>
-          <w:tcPr>
-            <w:tcW w:w="2948" w:type="dxa"/>
-            <w:vAlign w:val="top"/>
-          </w:tcPr>
-          <w:p>
-            <w:pPr>
-              <w:pStyle w:val="TableText"/>
-              <w:spacing w:before="0" w:after="0"/>
-              <w:rPr>
-                <w:rFonts w:ascii="Outfit" w:hAnsi="Outfit"/>
-                <w:sz w:val="18"/>
-                <w:szCs w:val="18"/>
-              </w:rPr>
-            </w:pPr>
-          </w:p>
-        </w:tc>
-        <w:tc>
-          <w:tcPr>
-            <w:tcW w:w="1332" w:type="dxa"/>
-            <w:vAlign w:val="top"/>
-          </w:tcPr>
-          <w:p>
-            <w:pPr>
-              <w:pStyle w:val="TableText"/>
-              <w:spacing w:before="0" w:after="0"/>
-              <w:jc w:val="center"/>
-              <w:rPr>
-                <w:rFonts w:ascii="Outfit" w:hAnsi="Outfit"/>
-                <w:sz w:val="18"/>
-                <w:szCs w:val="18"/>
-              </w:rPr>
-            </w:pPr>
-          </w:p>
-        </w:tc>
-      </w:tr>
-      <w:tr>
-        <w:trPr>
-          <w:trHeight w:val="190"/>
-        </w:trPr>
-        <w:tc>
-          <w:tcPr>
-            <w:tcW w:w="1838" w:type="dxa"/>
-            <w:vAlign w:val="top"/>
-          </w:tcPr>
-          <w:p>
-            <w:pPr>
-              <w:pStyle w:val="TableText"/>
-              <w:spacing w:before="0" w:after="0"/>
-              <w:rPr>
-                <w:rFonts w:ascii="Outfit" w:hAnsi="Outfit"/>
-                <w:sz w:val="18"/>
-                <w:szCs w:val="18"/>
-              </w:rPr>
-            </w:pPr>
-          </w:p>
-        </w:tc>
-        <w:tc>
-          <w:tcPr>
-            <w:tcW w:w="3516" w:type="dxa"/>
-            <w:vAlign w:val="top"/>
-          </w:tcPr>
-          <w:p>
-            <w:pPr>
-              <w:pStyle w:val="TableText"/>
-              <w:spacing w:before="0" w:after="0"/>
-              <w:rPr>
-                <w:rFonts w:ascii="Outfit" w:hAnsi="Outfit"/>
-                <w:sz w:val="18"/>
-                <w:szCs w:val="18"/>
-              </w:rPr>
-            </w:pPr>
-          </w:p>
-        </w:tc>
-        <w:tc>
-          <w:tcPr>
-            <w:tcW w:w="2948" w:type="dxa"/>
-            <w:vAlign w:val="top"/>
-          </w:tcPr>
-          <w:p>
-            <w:pPr>
-              <w:pStyle w:val="TableText"/>
-              <w:spacing w:before="0" w:after="0"/>
-              <w:rPr>
-                <w:rFonts w:ascii="Outfit" w:hAnsi="Outfit"/>
-                <w:sz w:val="18"/>
-                <w:szCs w:val="18"/>
-              </w:rPr>
-            </w:pPr>
-          </w:p>
-        </w:tc>
-        <w:tc>
-          <w:tcPr>
-            <w:tcW w:w="1332" w:type="dxa"/>
-            <w:vAlign w:val="top"/>
-          </w:tcPr>
-          <w:p>
-            <w:pPr>
-              <w:pStyle w:val="TableText"/>
-              <w:spacing w:before="0" w:after="0"/>
-              <w:jc w:val="center"/>
-              <w:rPr>
-                <w:rFonts w:ascii="Outfit" w:hAnsi="Outfit"/>
-                <w:sz w:val="18"/>
-                <w:szCs w:val="18"/>
-              </w:rPr>
-            </w:pPr>
-          </w:p>
-        </w:tc>
-      </w:tr>
-    </w:tbl>
-    <w:p>
-      <w:pPr>
-        <w:spacing w:before="80" w:after="80"/>
-      </w:pPr>
-    </w:p>
     <w:tbl>
       <w:tblPr>
         <w:tblW w:w="9026" w:type="dxa"/>
@@ -1298,12 +99,6 @@
         <w:gridCol w:w="9026"/>
       </w:tblGrid>
       <w:tr>
-        <w:tblPrEx>
-          <w:tblCellMar>
-            <w:top w:w="0" w:type="dxa"/>
-            <w:bottom w:w="0" w:type="dxa"/>
-          </w:tblCellMar>
-        </w:tblPrEx>
         <w:tc>
           <w:tcPr>
             <w:tcW w:w="9026" w:type="dxa"/>
@@ -1382,12 +177,6 @@
         <w:gridCol w:w="4513"/>
       </w:tblGrid>
       <w:tr>
-        <w:tblPrEx>
-          <w:tblCellMar>
-            <w:top w:w="0" w:type="dxa"/>
-            <w:bottom w:w="0" w:type="dxa"/>
-          </w:tblCellMar>
-        </w:tblPrEx>
         <w:tc>
           <w:tcPr>
             <w:tcW w:w="4513" w:type="dxa"/>
@@ -1436,12 +225,6 @@
         </w:tc>
       </w:tr>
       <w:tr>
-        <w:tblPrEx>
-          <w:tblCellMar>
-            <w:top w:w="0" w:type="dxa"/>
-            <w:bottom w:w="0" w:type="dxa"/>
-          </w:tblCellMar>
-        </w:tblPrEx>
         <w:tc>
           <w:tcPr>
             <w:tcW w:w="4513" w:type="dxa"/>
@@ -1490,12 +273,6 @@
         </w:tc>
       </w:tr>
       <w:tr>
-        <w:tblPrEx>
-          <w:tblCellMar>
-            <w:top w:w="0" w:type="dxa"/>
-            <w:bottom w:w="0" w:type="dxa"/>
-          </w:tblCellMar>
-        </w:tblPrEx>
         <w:tc>
           <w:tcPr>
             <w:tcW w:w="4513" w:type="dxa"/>
@@ -1544,12 +321,6 @@
         </w:tc>
       </w:tr>
       <w:tr>
-        <w:tblPrEx>
-          <w:tblCellMar>
-            <w:top w:w="0" w:type="dxa"/>
-            <w:bottom w:w="0" w:type="dxa"/>
-          </w:tblCellMar>
-        </w:tblPrEx>
         <w:tc>
           <w:tcPr>
             <w:tcW w:w="4513" w:type="dxa"/>
@@ -1598,12 +369,6 @@
         </w:tc>
       </w:tr>
       <w:tr>
-        <w:tblPrEx>
-          <w:tblCellMar>
-            <w:top w:w="0" w:type="dxa"/>
-            <w:bottom w:w="0" w:type="dxa"/>
-          </w:tblCellMar>
-        </w:tblPrEx>
         <w:tc>
           <w:tcPr>
             <w:tcW w:w="4513" w:type="dxa"/>
@@ -1652,12 +417,6 @@
         </w:tc>
       </w:tr>
       <w:tr>
-        <w:tblPrEx>
-          <w:tblCellMar>
-            <w:top w:w="0" w:type="dxa"/>
-            <w:bottom w:w="0" w:type="dxa"/>
-          </w:tblCellMar>
-        </w:tblPrEx>
         <w:tc>
           <w:tcPr>
             <w:tcW w:w="4513" w:type="dxa"/>
@@ -1706,12 +465,6 @@
         </w:tc>
       </w:tr>
       <w:tr>
-        <w:tblPrEx>
-          <w:tblCellMar>
-            <w:top w:w="0" w:type="dxa"/>
-            <w:bottom w:w="0" w:type="dxa"/>
-          </w:tblCellMar>
-        </w:tblPrEx>
         <w:tc>
           <w:tcPr>
             <w:tcW w:w="4513" w:type="dxa"/>
@@ -1791,42 +544,47 @@
         <w:tblLook w:val="04A0" w:firstRow="1" w:lastRow="0" w:firstColumn="1" w:lastColumn="0" w:noHBand="0" w:noVBand="1"/>
       </w:tblPr>
       <w:tblGrid>
-        <w:gridCol w:w="453"/>
-        <w:gridCol w:w="8573"/>
+        <w:gridCol w:w="480"/>
+        <w:gridCol w:w="8546"/>
       </w:tblGrid>
       <w:tr>
-        <w:tblPrEx>
-          <w:tblCellMar>
-            <w:top w:w="0" w:type="dxa"/>
-            <w:bottom w:w="0" w:type="dxa"/>
-          </w:tblCellMar>
-        </w:tblPrEx>
-        <w:tc>
-          <w:tcPr>
-            <w:tcW w:w="400" w:type="dxa"/>
-            <w:tcBorders>
-              <w:top w:val="none" w:sz="0" w:space="0" w:color="FFFFFF"/>
-              <w:left w:val="none" w:sz="0" w:space="0" w:color="FFFFFF"/>
-              <w:bottom w:val="none" w:sz="0" w:space="0" w:color="FFFFFF"/>
-              <w:right w:val="none" w:sz="0" w:space="0" w:color="FFFFFF"/>
-            </w:tcBorders>
-            <w:tcMar>
-              <w:top w:w="80" w:type="dxa"/>
-              <w:left w:w="140" w:type="dxa"/>
-              <w:bottom w:w="80" w:type="dxa"/>
-              <w:right w:w="140" w:type="dxa"/>
-            </w:tcMar>
-          </w:tcPr>
-          <w:p>
-            <w:r>
-              <w:rPr>
-                <w:color w:val="000000"/>
-              </w:rPr>
-              <w:lastRenderedPageBreak/>
-              <w:t>☐</w:t>
-            </w:r>
-          </w:p>
-        </w:tc>
+        <w:sdt>
+          <w:sdtPr>
+            <w:id w:val="-1987537999"/>
+            <w14:checkbox>
+              <w14:checked w14:val="0"/>
+              <w14:checkedState w14:val="2612" w14:font="MS Gothic"/>
+              <w14:uncheckedState w14:val="2610" w14:font="MS Gothic"/>
+            </w14:checkbox>
+          </w:sdtPr>
+          <w:sdtContent>
+            <w:tc>
+              <w:tcPr>
+                <w:tcW w:w="400" w:type="dxa"/>
+                <w:tcBorders>
+                  <w:top w:val="none" w:sz="0" w:space="0" w:color="FFFFFF"/>
+                  <w:left w:val="none" w:sz="0" w:space="0" w:color="FFFFFF"/>
+                  <w:bottom w:val="none" w:sz="0" w:space="0" w:color="FFFFFF"/>
+                  <w:right w:val="none" w:sz="0" w:space="0" w:color="FFFFFF"/>
+                </w:tcBorders>
+                <w:tcMar>
+                  <w:top w:w="80" w:type="dxa"/>
+                  <w:left w:w="140" w:type="dxa"/>
+                  <w:bottom w:w="80" w:type="dxa"/>
+                  <w:right w:w="140" w:type="dxa"/>
+                </w:tcMar>
+              </w:tcPr>
+              <w:p>
+                <w:r>
+                  <w:rPr>
+                    <w:rFonts w:ascii="MS Gothic" w:eastAsia="MS Gothic" w:hAnsi="MS Gothic" w:hint="eastAsia"/>
+                  </w:rPr>
+                  <w:t>☐</w:t>
+                </w:r>
+              </w:p>
+            </w:tc>
+          </w:sdtContent>
+        </w:sdt>
         <w:tc>
           <w:tcPr>
             <w:tcW w:w="8626" w:type="dxa"/>
@@ -1854,37 +612,43 @@
         </w:tc>
       </w:tr>
       <w:tr>
-        <w:tblPrEx>
-          <w:tblCellMar>
-            <w:top w:w="0" w:type="dxa"/>
-            <w:bottom w:w="0" w:type="dxa"/>
-          </w:tblCellMar>
-        </w:tblPrEx>
-        <w:tc>
-          <w:tcPr>
-            <w:tcW w:w="400" w:type="dxa"/>
-            <w:tcBorders>
-              <w:top w:val="none" w:sz="0" w:space="0" w:color="FFFFFF"/>
-              <w:left w:val="none" w:sz="0" w:space="0" w:color="FFFFFF"/>
-              <w:bottom w:val="none" w:sz="0" w:space="0" w:color="FFFFFF"/>
-              <w:right w:val="none" w:sz="0" w:space="0" w:color="FFFFFF"/>
-            </w:tcBorders>
-            <w:tcMar>
-              <w:top w:w="80" w:type="dxa"/>
-              <w:left w:w="140" w:type="dxa"/>
-              <w:bottom w:w="80" w:type="dxa"/>
-              <w:right w:w="140" w:type="dxa"/>
-            </w:tcMar>
-          </w:tcPr>
-          <w:p>
-            <w:r>
-              <w:rPr>
-                <w:color w:val="000000"/>
-              </w:rPr>
-              <w:t>☐</w:t>
-            </w:r>
-          </w:p>
-        </w:tc>
+        <w:sdt>
+          <w:sdtPr>
+            <w:id w:val="-808479817"/>
+            <w14:checkbox>
+              <w14:checked w14:val="0"/>
+              <w14:checkedState w14:val="2612" w14:font="MS Gothic"/>
+              <w14:uncheckedState w14:val="2610" w14:font="MS Gothic"/>
+            </w14:checkbox>
+          </w:sdtPr>
+          <w:sdtContent>
+            <w:tc>
+              <w:tcPr>
+                <w:tcW w:w="400" w:type="dxa"/>
+                <w:tcBorders>
+                  <w:top w:val="none" w:sz="0" w:space="0" w:color="FFFFFF"/>
+                  <w:left w:val="none" w:sz="0" w:space="0" w:color="FFFFFF"/>
+                  <w:bottom w:val="none" w:sz="0" w:space="0" w:color="FFFFFF"/>
+                  <w:right w:val="none" w:sz="0" w:space="0" w:color="FFFFFF"/>
+                </w:tcBorders>
+                <w:tcMar>
+                  <w:top w:w="80" w:type="dxa"/>
+                  <w:left w:w="140" w:type="dxa"/>
+                  <w:bottom w:w="80" w:type="dxa"/>
+                  <w:right w:w="140" w:type="dxa"/>
+                </w:tcMar>
+              </w:tcPr>
+              <w:p>
+                <w:r>
+                  <w:rPr>
+                    <w:rFonts w:ascii="MS Gothic" w:eastAsia="MS Gothic" w:hAnsi="MS Gothic" w:hint="eastAsia"/>
+                  </w:rPr>
+                  <w:t>☐</w:t>
+                </w:r>
+              </w:p>
+            </w:tc>
+          </w:sdtContent>
+        </w:sdt>
         <w:tc>
           <w:tcPr>
             <w:tcW w:w="8626" w:type="dxa"/>
@@ -1912,37 +676,43 @@
         </w:tc>
       </w:tr>
       <w:tr>
-        <w:tblPrEx>
-          <w:tblCellMar>
-            <w:top w:w="0" w:type="dxa"/>
-            <w:bottom w:w="0" w:type="dxa"/>
-          </w:tblCellMar>
-        </w:tblPrEx>
-        <w:tc>
-          <w:tcPr>
-            <w:tcW w:w="400" w:type="dxa"/>
-            <w:tcBorders>
-              <w:top w:val="none" w:sz="0" w:space="0" w:color="FFFFFF"/>
-              <w:left w:val="none" w:sz="0" w:space="0" w:color="FFFFFF"/>
-              <w:bottom w:val="none" w:sz="0" w:space="0" w:color="FFFFFF"/>
-              <w:right w:val="none" w:sz="0" w:space="0" w:color="FFFFFF"/>
-            </w:tcBorders>
-            <w:tcMar>
-              <w:top w:w="80" w:type="dxa"/>
-              <w:left w:w="140" w:type="dxa"/>
-              <w:bottom w:w="80" w:type="dxa"/>
-              <w:right w:w="140" w:type="dxa"/>
-            </w:tcMar>
-          </w:tcPr>
-          <w:p>
-            <w:r>
-              <w:rPr>
-                <w:color w:val="000000"/>
-              </w:rPr>
-              <w:t>☐</w:t>
-            </w:r>
-          </w:p>
-        </w:tc>
+        <w:sdt>
+          <w:sdtPr>
+            <w:id w:val="869649919"/>
+            <w14:checkbox>
+              <w14:checked w14:val="0"/>
+              <w14:checkedState w14:val="2612" w14:font="MS Gothic"/>
+              <w14:uncheckedState w14:val="2610" w14:font="MS Gothic"/>
+            </w14:checkbox>
+          </w:sdtPr>
+          <w:sdtContent>
+            <w:tc>
+              <w:tcPr>
+                <w:tcW w:w="400" w:type="dxa"/>
+                <w:tcBorders>
+                  <w:top w:val="none" w:sz="0" w:space="0" w:color="FFFFFF"/>
+                  <w:left w:val="none" w:sz="0" w:space="0" w:color="FFFFFF"/>
+                  <w:bottom w:val="none" w:sz="0" w:space="0" w:color="FFFFFF"/>
+                  <w:right w:val="none" w:sz="0" w:space="0" w:color="FFFFFF"/>
+                </w:tcBorders>
+                <w:tcMar>
+                  <w:top w:w="80" w:type="dxa"/>
+                  <w:left w:w="140" w:type="dxa"/>
+                  <w:bottom w:w="80" w:type="dxa"/>
+                  <w:right w:w="140" w:type="dxa"/>
+                </w:tcMar>
+              </w:tcPr>
+              <w:p>
+                <w:r>
+                  <w:rPr>
+                    <w:rFonts w:ascii="MS Gothic" w:eastAsia="MS Gothic" w:hAnsi="MS Gothic" w:hint="eastAsia"/>
+                  </w:rPr>
+                  <w:t>☐</w:t>
+                </w:r>
+              </w:p>
+            </w:tc>
+          </w:sdtContent>
+        </w:sdt>
         <w:tc>
           <w:tcPr>
             <w:tcW w:w="8626" w:type="dxa"/>
@@ -1970,37 +740,43 @@
         </w:tc>
       </w:tr>
       <w:tr>
-        <w:tblPrEx>
-          <w:tblCellMar>
-            <w:top w:w="0" w:type="dxa"/>
-            <w:bottom w:w="0" w:type="dxa"/>
-          </w:tblCellMar>
-        </w:tblPrEx>
-        <w:tc>
-          <w:tcPr>
-            <w:tcW w:w="400" w:type="dxa"/>
-            <w:tcBorders>
-              <w:top w:val="none" w:sz="0" w:space="0" w:color="FFFFFF"/>
-              <w:left w:val="none" w:sz="0" w:space="0" w:color="FFFFFF"/>
-              <w:bottom w:val="none" w:sz="0" w:space="0" w:color="FFFFFF"/>
-              <w:right w:val="none" w:sz="0" w:space="0" w:color="FFFFFF"/>
-            </w:tcBorders>
-            <w:tcMar>
-              <w:top w:w="80" w:type="dxa"/>
-              <w:left w:w="140" w:type="dxa"/>
-              <w:bottom w:w="80" w:type="dxa"/>
-              <w:right w:w="140" w:type="dxa"/>
-            </w:tcMar>
-          </w:tcPr>
-          <w:p>
-            <w:r>
-              <w:rPr>
-                <w:color w:val="000000"/>
-              </w:rPr>
-              <w:t>☐</w:t>
-            </w:r>
-          </w:p>
-        </w:tc>
+        <w:sdt>
+          <w:sdtPr>
+            <w:id w:val="1230509768"/>
+            <w14:checkbox>
+              <w14:checked w14:val="0"/>
+              <w14:checkedState w14:val="2612" w14:font="MS Gothic"/>
+              <w14:uncheckedState w14:val="2610" w14:font="MS Gothic"/>
+            </w14:checkbox>
+          </w:sdtPr>
+          <w:sdtContent>
+            <w:tc>
+              <w:tcPr>
+                <w:tcW w:w="400" w:type="dxa"/>
+                <w:tcBorders>
+                  <w:top w:val="none" w:sz="0" w:space="0" w:color="FFFFFF"/>
+                  <w:left w:val="none" w:sz="0" w:space="0" w:color="FFFFFF"/>
+                  <w:bottom w:val="none" w:sz="0" w:space="0" w:color="FFFFFF"/>
+                  <w:right w:val="none" w:sz="0" w:space="0" w:color="FFFFFF"/>
+                </w:tcBorders>
+                <w:tcMar>
+                  <w:top w:w="80" w:type="dxa"/>
+                  <w:left w:w="140" w:type="dxa"/>
+                  <w:bottom w:w="80" w:type="dxa"/>
+                  <w:right w:w="140" w:type="dxa"/>
+                </w:tcMar>
+              </w:tcPr>
+              <w:p>
+                <w:r>
+                  <w:rPr>
+                    <w:rFonts w:ascii="MS Gothic" w:eastAsia="MS Gothic" w:hAnsi="MS Gothic" w:hint="eastAsia"/>
+                  </w:rPr>
+                  <w:t>☐</w:t>
+                </w:r>
+              </w:p>
+            </w:tc>
+          </w:sdtContent>
+        </w:sdt>
         <w:tc>
           <w:tcPr>
             <w:tcW w:w="8626" w:type="dxa"/>
@@ -2084,12 +860,6 @@
         <w:gridCol w:w="3013"/>
       </w:tblGrid>
       <w:tr>
-        <w:tblPrEx>
-          <w:tblCellMar>
-            <w:top w:w="0" w:type="dxa"/>
-            <w:bottom w:w="0" w:type="dxa"/>
-          </w:tblCellMar>
-        </w:tblPrEx>
         <w:tc>
           <w:tcPr>
             <w:tcW w:w="3000" w:type="dxa"/>
@@ -2176,12 +946,6 @@
         </w:tc>
       </w:tr>
       <w:tr>
-        <w:tblPrEx>
-          <w:tblCellMar>
-            <w:top w:w="0" w:type="dxa"/>
-            <w:bottom w:w="0" w:type="dxa"/>
-          </w:tblCellMar>
-        </w:tblPrEx>
         <w:tc>
           <w:tcPr>
             <w:tcW w:w="3000" w:type="dxa"/>
@@ -2240,12 +1004,6 @@
         </w:tc>
       </w:tr>
       <w:tr>
-        <w:tblPrEx>
-          <w:tblCellMar>
-            <w:top w:w="0" w:type="dxa"/>
-            <w:bottom w:w="0" w:type="dxa"/>
-          </w:tblCellMar>
-        </w:tblPrEx>
         <w:tc>
           <w:tcPr>
             <w:tcW w:w="3000" w:type="dxa"/>
@@ -2304,12 +1062,6 @@
         </w:tc>
       </w:tr>
       <w:tr>
-        <w:tblPrEx>
-          <w:tblCellMar>
-            <w:top w:w="0" w:type="dxa"/>
-            <w:bottom w:w="0" w:type="dxa"/>
-          </w:tblCellMar>
-        </w:tblPrEx>
         <w:tc>
           <w:tcPr>
             <w:tcW w:w="3000" w:type="dxa"/>
@@ -2381,6 +1133,7 @@
         </w:pBdr>
       </w:pPr>
       <w:r>
+        <w:lastRenderedPageBreak/>
         <w:t>3.  Support Provided</w:t>
       </w:r>
     </w:p>
@@ -2422,12 +1175,6 @@
         <w:gridCol w:w="9026"/>
       </w:tblGrid>
       <w:tr>
-        <w:tblPrEx>
-          <w:tblCellMar>
-            <w:top w:w="0" w:type="dxa"/>
-            <w:bottom w:w="0" w:type="dxa"/>
-          </w:tblCellMar>
-        </w:tblPrEx>
         <w:tc>
           <w:tcPr>
             <w:tcW w:w="9026" w:type="dxa"/>
@@ -2499,12 +1246,6 @@
         <w:gridCol w:w="9026"/>
       </w:tblGrid>
       <w:tr>
-        <w:tblPrEx>
-          <w:tblCellMar>
-            <w:top w:w="0" w:type="dxa"/>
-            <w:bottom w:w="0" w:type="dxa"/>
-          </w:tblCellMar>
-        </w:tblPrEx>
         <w:tc>
           <w:tcPr>
             <w:tcW w:w="9026" w:type="dxa"/>
@@ -2578,12 +1319,6 @@
         <w:gridCol w:w="1500"/>
       </w:tblGrid>
       <w:tr>
-        <w:tblPrEx>
-          <w:tblCellMar>
-            <w:top w:w="0" w:type="dxa"/>
-            <w:bottom w:w="0" w:type="dxa"/>
-          </w:tblCellMar>
-        </w:tblPrEx>
         <w:tc>
           <w:tcPr>
             <w:tcW w:w="3500" w:type="dxa"/>
@@ -2698,12 +1433,6 @@
         </w:tc>
       </w:tr>
       <w:tr>
-        <w:tblPrEx>
-          <w:tblCellMar>
-            <w:top w:w="0" w:type="dxa"/>
-            <w:bottom w:w="0" w:type="dxa"/>
-          </w:tblCellMar>
-        </w:tblPrEx>
         <w:tc>
           <w:tcPr>
             <w:tcW w:w="3500" w:type="dxa"/>
@@ -2761,40 +1490,46 @@
           </w:tcPr>
           <w:p/>
         </w:tc>
-        <w:tc>
-          <w:tcPr>
-            <w:tcW w:w="1500" w:type="dxa"/>
-            <w:tcBorders>
-              <w:top w:val="single" w:sz="4" w:space="0" w:color="CCCCCC"/>
-              <w:left w:val="single" w:sz="4" w:space="0" w:color="CCCCCC"/>
-              <w:bottom w:val="single" w:sz="4" w:space="0" w:color="CCCCCC"/>
-              <w:right w:val="single" w:sz="4" w:space="0" w:color="CCCCCC"/>
-            </w:tcBorders>
-            <w:shd w:val="clear" w:color="auto" w:fill="FFFFFF"/>
-            <w:tcMar>
-              <w:top w:w="80" w:type="dxa"/>
-              <w:left w:w="140" w:type="dxa"/>
-              <w:bottom w:w="80" w:type="dxa"/>
-              <w:right w:w="140" w:type="dxa"/>
-            </w:tcMar>
-          </w:tcPr>
-          <w:p>
-            <w:r>
-              <w:rPr>
-                <w:color w:val="000000"/>
-              </w:rPr>
-              <w:t>☐</w:t>
-            </w:r>
-          </w:p>
-        </w:tc>
+        <w:sdt>
+          <w:sdtPr>
+            <w:id w:val="-1610266390"/>
+            <w14:checkbox>
+              <w14:checked w14:val="0"/>
+              <w14:checkedState w14:val="2612" w14:font="MS Gothic"/>
+              <w14:uncheckedState w14:val="2610" w14:font="MS Gothic"/>
+            </w14:checkbox>
+          </w:sdtPr>
+          <w:sdtContent>
+            <w:tc>
+              <w:tcPr>
+                <w:tcW w:w="1500" w:type="dxa"/>
+                <w:tcBorders>
+                  <w:top w:val="single" w:sz="4" w:space="0" w:color="CCCCCC"/>
+                  <w:left w:val="single" w:sz="4" w:space="0" w:color="CCCCCC"/>
+                  <w:bottom w:val="single" w:sz="4" w:space="0" w:color="CCCCCC"/>
+                  <w:right w:val="single" w:sz="4" w:space="0" w:color="CCCCCC"/>
+                </w:tcBorders>
+                <w:shd w:val="clear" w:color="auto" w:fill="FFFFFF"/>
+                <w:tcMar>
+                  <w:top w:w="80" w:type="dxa"/>
+                  <w:left w:w="140" w:type="dxa"/>
+                  <w:bottom w:w="80" w:type="dxa"/>
+                  <w:right w:w="140" w:type="dxa"/>
+                </w:tcMar>
+              </w:tcPr>
+              <w:p>
+                <w:r>
+                  <w:rPr>
+                    <w:rFonts w:ascii="MS Gothic" w:eastAsia="MS Gothic" w:hAnsi="MS Gothic" w:hint="eastAsia"/>
+                  </w:rPr>
+                  <w:t>☐</w:t>
+                </w:r>
+              </w:p>
+            </w:tc>
+          </w:sdtContent>
+        </w:sdt>
       </w:tr>
       <w:tr>
-        <w:tblPrEx>
-          <w:tblCellMar>
-            <w:top w:w="0" w:type="dxa"/>
-            <w:bottom w:w="0" w:type="dxa"/>
-          </w:tblCellMar>
-        </w:tblPrEx>
         <w:tc>
           <w:tcPr>
             <w:tcW w:w="3500" w:type="dxa"/>
@@ -2852,40 +1587,46 @@
           </w:tcPr>
           <w:p/>
         </w:tc>
-        <w:tc>
-          <w:tcPr>
-            <w:tcW w:w="1500" w:type="dxa"/>
-            <w:tcBorders>
-              <w:top w:val="single" w:sz="4" w:space="0" w:color="CCCCCC"/>
-              <w:left w:val="single" w:sz="4" w:space="0" w:color="CCCCCC"/>
-              <w:bottom w:val="single" w:sz="4" w:space="0" w:color="CCCCCC"/>
-              <w:right w:val="single" w:sz="4" w:space="0" w:color="CCCCCC"/>
-            </w:tcBorders>
-            <w:shd w:val="clear" w:color="auto" w:fill="FFFFFF"/>
-            <w:tcMar>
-              <w:top w:w="80" w:type="dxa"/>
-              <w:left w:w="140" w:type="dxa"/>
-              <w:bottom w:w="80" w:type="dxa"/>
-              <w:right w:w="140" w:type="dxa"/>
-            </w:tcMar>
-          </w:tcPr>
-          <w:p>
-            <w:r>
-              <w:rPr>
-                <w:color w:val="000000"/>
-              </w:rPr>
-              <w:t>☐</w:t>
-            </w:r>
-          </w:p>
-        </w:tc>
+        <w:sdt>
+          <w:sdtPr>
+            <w:id w:val="-298617651"/>
+            <w14:checkbox>
+              <w14:checked w14:val="0"/>
+              <w14:checkedState w14:val="2612" w14:font="MS Gothic"/>
+              <w14:uncheckedState w14:val="2610" w14:font="MS Gothic"/>
+            </w14:checkbox>
+          </w:sdtPr>
+          <w:sdtContent>
+            <w:tc>
+              <w:tcPr>
+                <w:tcW w:w="1500" w:type="dxa"/>
+                <w:tcBorders>
+                  <w:top w:val="single" w:sz="4" w:space="0" w:color="CCCCCC"/>
+                  <w:left w:val="single" w:sz="4" w:space="0" w:color="CCCCCC"/>
+                  <w:bottom w:val="single" w:sz="4" w:space="0" w:color="CCCCCC"/>
+                  <w:right w:val="single" w:sz="4" w:space="0" w:color="CCCCCC"/>
+                </w:tcBorders>
+                <w:shd w:val="clear" w:color="auto" w:fill="FFFFFF"/>
+                <w:tcMar>
+                  <w:top w:w="80" w:type="dxa"/>
+                  <w:left w:w="140" w:type="dxa"/>
+                  <w:bottom w:w="80" w:type="dxa"/>
+                  <w:right w:w="140" w:type="dxa"/>
+                </w:tcMar>
+              </w:tcPr>
+              <w:p>
+                <w:r>
+                  <w:rPr>
+                    <w:rFonts w:ascii="MS Gothic" w:eastAsia="MS Gothic" w:hAnsi="MS Gothic" w:hint="eastAsia"/>
+                  </w:rPr>
+                  <w:t>☐</w:t>
+                </w:r>
+              </w:p>
+            </w:tc>
+          </w:sdtContent>
+        </w:sdt>
       </w:tr>
       <w:tr>
-        <w:tblPrEx>
-          <w:tblCellMar>
-            <w:top w:w="0" w:type="dxa"/>
-            <w:bottom w:w="0" w:type="dxa"/>
-          </w:tblCellMar>
-        </w:tblPrEx>
         <w:tc>
           <w:tcPr>
             <w:tcW w:w="3500" w:type="dxa"/>
@@ -2943,40 +1684,46 @@
           </w:tcPr>
           <w:p/>
         </w:tc>
-        <w:tc>
-          <w:tcPr>
-            <w:tcW w:w="1500" w:type="dxa"/>
-            <w:tcBorders>
-              <w:top w:val="single" w:sz="4" w:space="0" w:color="CCCCCC"/>
-              <w:left w:val="single" w:sz="4" w:space="0" w:color="CCCCCC"/>
-              <w:bottom w:val="single" w:sz="4" w:space="0" w:color="CCCCCC"/>
-              <w:right w:val="single" w:sz="4" w:space="0" w:color="CCCCCC"/>
-            </w:tcBorders>
-            <w:shd w:val="clear" w:color="auto" w:fill="FFFFFF"/>
-            <w:tcMar>
-              <w:top w:w="80" w:type="dxa"/>
-              <w:left w:w="140" w:type="dxa"/>
-              <w:bottom w:w="80" w:type="dxa"/>
-              <w:right w:w="140" w:type="dxa"/>
-            </w:tcMar>
-          </w:tcPr>
-          <w:p>
-            <w:r>
-              <w:rPr>
-                <w:color w:val="000000"/>
-              </w:rPr>
-              <w:t>☐</w:t>
-            </w:r>
-          </w:p>
-        </w:tc>
+        <w:sdt>
+          <w:sdtPr>
+            <w:id w:val="240143919"/>
+            <w14:checkbox>
+              <w14:checked w14:val="0"/>
+              <w14:checkedState w14:val="2612" w14:font="MS Gothic"/>
+              <w14:uncheckedState w14:val="2610" w14:font="MS Gothic"/>
+            </w14:checkbox>
+          </w:sdtPr>
+          <w:sdtContent>
+            <w:tc>
+              <w:tcPr>
+                <w:tcW w:w="1500" w:type="dxa"/>
+                <w:tcBorders>
+                  <w:top w:val="single" w:sz="4" w:space="0" w:color="CCCCCC"/>
+                  <w:left w:val="single" w:sz="4" w:space="0" w:color="CCCCCC"/>
+                  <w:bottom w:val="single" w:sz="4" w:space="0" w:color="CCCCCC"/>
+                  <w:right w:val="single" w:sz="4" w:space="0" w:color="CCCCCC"/>
+                </w:tcBorders>
+                <w:shd w:val="clear" w:color="auto" w:fill="FFFFFF"/>
+                <w:tcMar>
+                  <w:top w:w="80" w:type="dxa"/>
+                  <w:left w:w="140" w:type="dxa"/>
+                  <w:bottom w:w="80" w:type="dxa"/>
+                  <w:right w:w="140" w:type="dxa"/>
+                </w:tcMar>
+              </w:tcPr>
+              <w:p>
+                <w:r>
+                  <w:rPr>
+                    <w:rFonts w:ascii="MS Gothic" w:eastAsia="MS Gothic" w:hAnsi="MS Gothic" w:hint="eastAsia"/>
+                  </w:rPr>
+                  <w:t>☐</w:t>
+                </w:r>
+              </w:p>
+            </w:tc>
+          </w:sdtContent>
+        </w:sdt>
       </w:tr>
       <w:tr>
-        <w:tblPrEx>
-          <w:tblCellMar>
-            <w:top w:w="0" w:type="dxa"/>
-            <w:bottom w:w="0" w:type="dxa"/>
-          </w:tblCellMar>
-        </w:tblPrEx>
         <w:tc>
           <w:tcPr>
             <w:tcW w:w="3500" w:type="dxa"/>
@@ -3034,32 +1781,44 @@
           </w:tcPr>
           <w:p/>
         </w:tc>
-        <w:tc>
-          <w:tcPr>
-            <w:tcW w:w="1500" w:type="dxa"/>
-            <w:tcBorders>
-              <w:top w:val="single" w:sz="4" w:space="0" w:color="CCCCCC"/>
-              <w:left w:val="single" w:sz="4" w:space="0" w:color="CCCCCC"/>
-              <w:bottom w:val="single" w:sz="4" w:space="0" w:color="CCCCCC"/>
-              <w:right w:val="single" w:sz="4" w:space="0" w:color="CCCCCC"/>
-            </w:tcBorders>
-            <w:shd w:val="clear" w:color="auto" w:fill="FFFFFF"/>
-            <w:tcMar>
-              <w:top w:w="80" w:type="dxa"/>
-              <w:left w:w="140" w:type="dxa"/>
-              <w:bottom w:w="80" w:type="dxa"/>
-              <w:right w:w="140" w:type="dxa"/>
-            </w:tcMar>
-          </w:tcPr>
-          <w:p>
-            <w:r>
-              <w:rPr>
-                <w:color w:val="000000"/>
-              </w:rPr>
-              <w:t>☐</w:t>
-            </w:r>
-          </w:p>
-        </w:tc>
+        <w:sdt>
+          <w:sdtPr>
+            <w:id w:val="-2009895573"/>
+            <w14:checkbox>
+              <w14:checked w14:val="0"/>
+              <w14:checkedState w14:val="2612" w14:font="MS Gothic"/>
+              <w14:uncheckedState w14:val="2610" w14:font="MS Gothic"/>
+            </w14:checkbox>
+          </w:sdtPr>
+          <w:sdtContent>
+            <w:tc>
+              <w:tcPr>
+                <w:tcW w:w="1500" w:type="dxa"/>
+                <w:tcBorders>
+                  <w:top w:val="single" w:sz="4" w:space="0" w:color="CCCCCC"/>
+                  <w:left w:val="single" w:sz="4" w:space="0" w:color="CCCCCC"/>
+                  <w:bottom w:val="single" w:sz="4" w:space="0" w:color="CCCCCC"/>
+                  <w:right w:val="single" w:sz="4" w:space="0" w:color="CCCCCC"/>
+                </w:tcBorders>
+                <w:shd w:val="clear" w:color="auto" w:fill="FFFFFF"/>
+                <w:tcMar>
+                  <w:top w:w="80" w:type="dxa"/>
+                  <w:left w:w="140" w:type="dxa"/>
+                  <w:bottom w:w="80" w:type="dxa"/>
+                  <w:right w:w="140" w:type="dxa"/>
+                </w:tcMar>
+              </w:tcPr>
+              <w:p>
+                <w:r>
+                  <w:rPr>
+                    <w:rFonts w:ascii="MS Gothic" w:eastAsia="MS Gothic" w:hAnsi="MS Gothic" w:hint="eastAsia"/>
+                  </w:rPr>
+                  <w:t>☐</w:t>
+                </w:r>
+              </w:p>
+            </w:tc>
+          </w:sdtContent>
+        </w:sdt>
       </w:tr>
     </w:tbl>
     <w:p>
@@ -3100,12 +1859,6 @@
         <w:gridCol w:w="4513"/>
       </w:tblGrid>
       <w:tr>
-        <w:tblPrEx>
-          <w:tblCellMar>
-            <w:top w:w="0" w:type="dxa"/>
-            <w:bottom w:w="0" w:type="dxa"/>
-          </w:tblCellMar>
-        </w:tblPrEx>
         <w:tc>
           <w:tcPr>
             <w:tcW w:w="4513" w:type="dxa"/>
@@ -3154,12 +1907,6 @@
         </w:tc>
       </w:tr>
       <w:tr>
-        <w:tblPrEx>
-          <w:tblCellMar>
-            <w:top w:w="0" w:type="dxa"/>
-            <w:bottom w:w="0" w:type="dxa"/>
-          </w:tblCellMar>
-        </w:tblPrEx>
         <w:tc>
           <w:tcPr>
             <w:tcW w:w="4513" w:type="dxa"/>
@@ -3236,12 +1983,6 @@
         <w:gridCol w:w="4826"/>
       </w:tblGrid>
       <w:tr>
-        <w:tblPrEx>
-          <w:tblCellMar>
-            <w:top w:w="0" w:type="dxa"/>
-            <w:bottom w:w="0" w:type="dxa"/>
-          </w:tblCellMar>
-        </w:tblPrEx>
         <w:tc>
           <w:tcPr>
             <w:tcW w:w="2400" w:type="dxa"/>
@@ -3328,12 +2069,6 @@
         </w:tc>
       </w:tr>
       <w:tr>
-        <w:tblPrEx>
-          <w:tblCellMar>
-            <w:top w:w="0" w:type="dxa"/>
-            <w:bottom w:w="0" w:type="dxa"/>
-          </w:tblCellMar>
-        </w:tblPrEx>
         <w:tc>
           <w:tcPr>
             <w:tcW w:w="2400" w:type="dxa"/>
@@ -3391,12 +2126,6 @@
         </w:tc>
       </w:tr>
       <w:tr>
-        <w:tblPrEx>
-          <w:tblCellMar>
-            <w:top w:w="0" w:type="dxa"/>
-            <w:bottom w:w="0" w:type="dxa"/>
-          </w:tblCellMar>
-        </w:tblPrEx>
         <w:tc>
           <w:tcPr>
             <w:tcW w:w="2400" w:type="dxa"/>
@@ -3454,12 +2183,6 @@
         </w:tc>
       </w:tr>
       <w:tr>
-        <w:tblPrEx>
-          <w:tblCellMar>
-            <w:top w:w="0" w:type="dxa"/>
-            <w:bottom w:w="0" w:type="dxa"/>
-          </w:tblCellMar>
-        </w:tblPrEx>
         <w:tc>
           <w:tcPr>
             <w:tcW w:w="2400" w:type="dxa"/>
@@ -3517,12 +2240,6 @@
         </w:tc>
       </w:tr>
       <w:tr>
-        <w:tblPrEx>
-          <w:tblCellMar>
-            <w:top w:w="0" w:type="dxa"/>
-            <w:bottom w:w="0" w:type="dxa"/>
-          </w:tblCellMar>
-        </w:tblPrEx>
         <w:tc>
           <w:tcPr>
             <w:tcW w:w="2400" w:type="dxa"/>
@@ -3580,12 +2297,6 @@
         </w:tc>
       </w:tr>
       <w:tr>
-        <w:tblPrEx>
-          <w:tblCellMar>
-            <w:top w:w="0" w:type="dxa"/>
-            <w:bottom w:w="0" w:type="dxa"/>
-          </w:tblCellMar>
-        </w:tblPrEx>
         <w:tc>
           <w:tcPr>
             <w:tcW w:w="2400" w:type="dxa"/>
@@ -3656,6 +2367,7 @@
         </w:pBdr>
       </w:pPr>
       <w:r>
+        <w:lastRenderedPageBreak/>
         <w:t>7.  Outcome</w:t>
       </w:r>
     </w:p>
@@ -3685,41 +2397,47 @@
         <w:tblLook w:val="04A0" w:firstRow="1" w:lastRow="0" w:firstColumn="1" w:lastColumn="0" w:noHBand="0" w:noVBand="1"/>
       </w:tblPr>
       <w:tblGrid>
-        <w:gridCol w:w="453"/>
-        <w:gridCol w:w="8573"/>
+        <w:gridCol w:w="480"/>
+        <w:gridCol w:w="8546"/>
       </w:tblGrid>
       <w:tr>
-        <w:tblPrEx>
-          <w:tblCellMar>
-            <w:top w:w="0" w:type="dxa"/>
-            <w:bottom w:w="0" w:type="dxa"/>
-          </w:tblCellMar>
-        </w:tblPrEx>
-        <w:tc>
-          <w:tcPr>
-            <w:tcW w:w="400" w:type="dxa"/>
-            <w:tcBorders>
-              <w:top w:val="none" w:sz="0" w:space="0" w:color="FFFFFF"/>
-              <w:left w:val="none" w:sz="0" w:space="0" w:color="FFFFFF"/>
-              <w:bottom w:val="none" w:sz="0" w:space="0" w:color="FFFFFF"/>
-              <w:right w:val="none" w:sz="0" w:space="0" w:color="FFFFFF"/>
-            </w:tcBorders>
-            <w:tcMar>
-              <w:top w:w="80" w:type="dxa"/>
-              <w:left w:w="140" w:type="dxa"/>
-              <w:bottom w:w="80" w:type="dxa"/>
-              <w:right w:w="140" w:type="dxa"/>
-            </w:tcMar>
-          </w:tcPr>
-          <w:p>
-            <w:r>
-              <w:rPr>
-                <w:color w:val="000000"/>
-              </w:rPr>
-              <w:t>☐</w:t>
-            </w:r>
-          </w:p>
-        </w:tc>
+        <w:sdt>
+          <w:sdtPr>
+            <w:id w:val="-1471205536"/>
+            <w14:checkbox>
+              <w14:checked w14:val="0"/>
+              <w14:checkedState w14:val="2612" w14:font="MS Gothic"/>
+              <w14:uncheckedState w14:val="2610" w14:font="MS Gothic"/>
+            </w14:checkbox>
+          </w:sdtPr>
+          <w:sdtContent>
+            <w:tc>
+              <w:tcPr>
+                <w:tcW w:w="400" w:type="dxa"/>
+                <w:tcBorders>
+                  <w:top w:val="none" w:sz="0" w:space="0" w:color="FFFFFF"/>
+                  <w:left w:val="none" w:sz="0" w:space="0" w:color="FFFFFF"/>
+                  <w:bottom w:val="none" w:sz="0" w:space="0" w:color="FFFFFF"/>
+                  <w:right w:val="none" w:sz="0" w:space="0" w:color="FFFFFF"/>
+                </w:tcBorders>
+                <w:tcMar>
+                  <w:top w:w="80" w:type="dxa"/>
+                  <w:left w:w="140" w:type="dxa"/>
+                  <w:bottom w:w="80" w:type="dxa"/>
+                  <w:right w:w="140" w:type="dxa"/>
+                </w:tcMar>
+              </w:tcPr>
+              <w:p>
+                <w:r>
+                  <w:rPr>
+                    <w:rFonts w:ascii="MS Gothic" w:eastAsia="MS Gothic" w:hAnsi="MS Gothic" w:hint="eastAsia"/>
+                  </w:rPr>
+                  <w:t>☐</w:t>
+                </w:r>
+              </w:p>
+            </w:tc>
+          </w:sdtContent>
+        </w:sdt>
         <w:tc>
           <w:tcPr>
             <w:tcW w:w="8626" w:type="dxa"/>
@@ -3747,37 +2465,43 @@
         </w:tc>
       </w:tr>
       <w:tr>
-        <w:tblPrEx>
-          <w:tblCellMar>
-            <w:top w:w="0" w:type="dxa"/>
-            <w:bottom w:w="0" w:type="dxa"/>
-          </w:tblCellMar>
-        </w:tblPrEx>
-        <w:tc>
-          <w:tcPr>
-            <w:tcW w:w="400" w:type="dxa"/>
-            <w:tcBorders>
-              <w:top w:val="none" w:sz="0" w:space="0" w:color="FFFFFF"/>
-              <w:left w:val="none" w:sz="0" w:space="0" w:color="FFFFFF"/>
-              <w:bottom w:val="none" w:sz="0" w:space="0" w:color="FFFFFF"/>
-              <w:right w:val="none" w:sz="0" w:space="0" w:color="FFFFFF"/>
-            </w:tcBorders>
-            <w:tcMar>
-              <w:top w:w="80" w:type="dxa"/>
-              <w:left w:w="140" w:type="dxa"/>
-              <w:bottom w:w="80" w:type="dxa"/>
-              <w:right w:w="140" w:type="dxa"/>
-            </w:tcMar>
-          </w:tcPr>
-          <w:p>
-            <w:r>
-              <w:rPr>
-                <w:color w:val="000000"/>
-              </w:rPr>
-              <w:t>☐</w:t>
-            </w:r>
-          </w:p>
-        </w:tc>
+        <w:sdt>
+          <w:sdtPr>
+            <w:id w:val="746852555"/>
+            <w14:checkbox>
+              <w14:checked w14:val="0"/>
+              <w14:checkedState w14:val="2612" w14:font="MS Gothic"/>
+              <w14:uncheckedState w14:val="2610" w14:font="MS Gothic"/>
+            </w14:checkbox>
+          </w:sdtPr>
+          <w:sdtContent>
+            <w:tc>
+              <w:tcPr>
+                <w:tcW w:w="400" w:type="dxa"/>
+                <w:tcBorders>
+                  <w:top w:val="none" w:sz="0" w:space="0" w:color="FFFFFF"/>
+                  <w:left w:val="none" w:sz="0" w:space="0" w:color="FFFFFF"/>
+                  <w:bottom w:val="none" w:sz="0" w:space="0" w:color="FFFFFF"/>
+                  <w:right w:val="none" w:sz="0" w:space="0" w:color="FFFFFF"/>
+                </w:tcBorders>
+                <w:tcMar>
+                  <w:top w:w="80" w:type="dxa"/>
+                  <w:left w:w="140" w:type="dxa"/>
+                  <w:bottom w:w="80" w:type="dxa"/>
+                  <w:right w:w="140" w:type="dxa"/>
+                </w:tcMar>
+              </w:tcPr>
+              <w:p>
+                <w:r>
+                  <w:rPr>
+                    <w:rFonts w:ascii="MS Gothic" w:eastAsia="MS Gothic" w:hAnsi="MS Gothic" w:hint="eastAsia"/>
+                  </w:rPr>
+                  <w:t>☐</w:t>
+                </w:r>
+              </w:p>
+            </w:tc>
+          </w:sdtContent>
+        </w:sdt>
         <w:tc>
           <w:tcPr>
             <w:tcW w:w="8626" w:type="dxa"/>
@@ -3805,37 +2529,43 @@
         </w:tc>
       </w:tr>
       <w:tr>
-        <w:tblPrEx>
-          <w:tblCellMar>
-            <w:top w:w="0" w:type="dxa"/>
-            <w:bottom w:w="0" w:type="dxa"/>
-          </w:tblCellMar>
-        </w:tblPrEx>
-        <w:tc>
-          <w:tcPr>
-            <w:tcW w:w="400" w:type="dxa"/>
-            <w:tcBorders>
-              <w:top w:val="none" w:sz="0" w:space="0" w:color="FFFFFF"/>
-              <w:left w:val="none" w:sz="0" w:space="0" w:color="FFFFFF"/>
-              <w:bottom w:val="none" w:sz="0" w:space="0" w:color="FFFFFF"/>
-              <w:right w:val="none" w:sz="0" w:space="0" w:color="FFFFFF"/>
-            </w:tcBorders>
-            <w:tcMar>
-              <w:top w:w="80" w:type="dxa"/>
-              <w:left w:w="140" w:type="dxa"/>
-              <w:bottom w:w="80" w:type="dxa"/>
-              <w:right w:w="140" w:type="dxa"/>
-            </w:tcMar>
-          </w:tcPr>
-          <w:p>
-            <w:r>
-              <w:rPr>
-                <w:color w:val="000000"/>
-              </w:rPr>
-              <w:t>☐</w:t>
-            </w:r>
-          </w:p>
-        </w:tc>
+        <w:sdt>
+          <w:sdtPr>
+            <w:id w:val="1885907487"/>
+            <w14:checkbox>
+              <w14:checked w14:val="0"/>
+              <w14:checkedState w14:val="2612" w14:font="MS Gothic"/>
+              <w14:uncheckedState w14:val="2610" w14:font="MS Gothic"/>
+            </w14:checkbox>
+          </w:sdtPr>
+          <w:sdtContent>
+            <w:tc>
+              <w:tcPr>
+                <w:tcW w:w="400" w:type="dxa"/>
+                <w:tcBorders>
+                  <w:top w:val="none" w:sz="0" w:space="0" w:color="FFFFFF"/>
+                  <w:left w:val="none" w:sz="0" w:space="0" w:color="FFFFFF"/>
+                  <w:bottom w:val="none" w:sz="0" w:space="0" w:color="FFFFFF"/>
+                  <w:right w:val="none" w:sz="0" w:space="0" w:color="FFFFFF"/>
+                </w:tcBorders>
+                <w:tcMar>
+                  <w:top w:w="80" w:type="dxa"/>
+                  <w:left w:w="140" w:type="dxa"/>
+                  <w:bottom w:w="80" w:type="dxa"/>
+                  <w:right w:w="140" w:type="dxa"/>
+                </w:tcMar>
+              </w:tcPr>
+              <w:p>
+                <w:r>
+                  <w:rPr>
+                    <w:rFonts w:ascii="MS Gothic" w:eastAsia="MS Gothic" w:hAnsi="MS Gothic" w:hint="eastAsia"/>
+                  </w:rPr>
+                  <w:t>☐</w:t>
+                </w:r>
+              </w:p>
+            </w:tc>
+          </w:sdtContent>
+        </w:sdt>
         <w:tc>
           <w:tcPr>
             <w:tcW w:w="8626" w:type="dxa"/>
@@ -3889,12 +2619,6 @@
         <w:gridCol w:w="9026"/>
       </w:tblGrid>
       <w:tr>
-        <w:tblPrEx>
-          <w:tblCellMar>
-            <w:top w:w="0" w:type="dxa"/>
-            <w:bottom w:w="0" w:type="dxa"/>
-          </w:tblCellMar>
-        </w:tblPrEx>
         <w:tc>
           <w:tcPr>
             <w:tcW w:w="9026" w:type="dxa"/>
@@ -3959,41 +2683,47 @@
         <w:tblLook w:val="04A0" w:firstRow="1" w:lastRow="0" w:firstColumn="1" w:lastColumn="0" w:noHBand="0" w:noVBand="1"/>
       </w:tblPr>
       <w:tblGrid>
-        <w:gridCol w:w="453"/>
-        <w:gridCol w:w="8573"/>
+        <w:gridCol w:w="480"/>
+        <w:gridCol w:w="8546"/>
       </w:tblGrid>
       <w:tr>
-        <w:tblPrEx>
-          <w:tblCellMar>
-            <w:top w:w="0" w:type="dxa"/>
-            <w:bottom w:w="0" w:type="dxa"/>
-          </w:tblCellMar>
-        </w:tblPrEx>
-        <w:tc>
-          <w:tcPr>
-            <w:tcW w:w="400" w:type="dxa"/>
-            <w:tcBorders>
-              <w:top w:val="none" w:sz="0" w:space="0" w:color="FFFFFF"/>
-              <w:left w:val="none" w:sz="0" w:space="0" w:color="FFFFFF"/>
-              <w:bottom w:val="none" w:sz="0" w:space="0" w:color="FFFFFF"/>
-              <w:right w:val="none" w:sz="0" w:space="0" w:color="FFFFFF"/>
-            </w:tcBorders>
-            <w:tcMar>
-              <w:top w:w="80" w:type="dxa"/>
-              <w:left w:w="140" w:type="dxa"/>
-              <w:bottom w:w="80" w:type="dxa"/>
-              <w:right w:w="140" w:type="dxa"/>
-            </w:tcMar>
-          </w:tcPr>
-          <w:p>
-            <w:r>
-              <w:rPr>
-                <w:color w:val="000000"/>
-              </w:rPr>
-              <w:t>☐</w:t>
-            </w:r>
-          </w:p>
-        </w:tc>
+        <w:sdt>
+          <w:sdtPr>
+            <w:id w:val="1414119060"/>
+            <w14:checkbox>
+              <w14:checked w14:val="0"/>
+              <w14:checkedState w14:val="2612" w14:font="MS Gothic"/>
+              <w14:uncheckedState w14:val="2610" w14:font="MS Gothic"/>
+            </w14:checkbox>
+          </w:sdtPr>
+          <w:sdtContent>
+            <w:tc>
+              <w:tcPr>
+                <w:tcW w:w="400" w:type="dxa"/>
+                <w:tcBorders>
+                  <w:top w:val="none" w:sz="0" w:space="0" w:color="FFFFFF"/>
+                  <w:left w:val="none" w:sz="0" w:space="0" w:color="FFFFFF"/>
+                  <w:bottom w:val="none" w:sz="0" w:space="0" w:color="FFFFFF"/>
+                  <w:right w:val="none" w:sz="0" w:space="0" w:color="FFFFFF"/>
+                </w:tcBorders>
+                <w:tcMar>
+                  <w:top w:w="80" w:type="dxa"/>
+                  <w:left w:w="140" w:type="dxa"/>
+                  <w:bottom w:w="80" w:type="dxa"/>
+                  <w:right w:w="140" w:type="dxa"/>
+                </w:tcMar>
+              </w:tcPr>
+              <w:p>
+                <w:r>
+                  <w:rPr>
+                    <w:rFonts w:ascii="MS Gothic" w:eastAsia="MS Gothic" w:hAnsi="MS Gothic" w:hint="eastAsia"/>
+                  </w:rPr>
+                  <w:t>☐</w:t>
+                </w:r>
+              </w:p>
+            </w:tc>
+          </w:sdtContent>
+        </w:sdt>
         <w:tc>
           <w:tcPr>
             <w:tcW w:w="8626" w:type="dxa"/>
@@ -4021,37 +2751,43 @@
         </w:tc>
       </w:tr>
       <w:tr>
-        <w:tblPrEx>
-          <w:tblCellMar>
-            <w:top w:w="0" w:type="dxa"/>
-            <w:bottom w:w="0" w:type="dxa"/>
-          </w:tblCellMar>
-        </w:tblPrEx>
-        <w:tc>
-          <w:tcPr>
-            <w:tcW w:w="400" w:type="dxa"/>
-            <w:tcBorders>
-              <w:top w:val="none" w:sz="0" w:space="0" w:color="FFFFFF"/>
-              <w:left w:val="none" w:sz="0" w:space="0" w:color="FFFFFF"/>
-              <w:bottom w:val="none" w:sz="0" w:space="0" w:color="FFFFFF"/>
-              <w:right w:val="none" w:sz="0" w:space="0" w:color="FFFFFF"/>
-            </w:tcBorders>
-            <w:tcMar>
-              <w:top w:w="80" w:type="dxa"/>
-              <w:left w:w="140" w:type="dxa"/>
-              <w:bottom w:w="80" w:type="dxa"/>
-              <w:right w:w="140" w:type="dxa"/>
-            </w:tcMar>
-          </w:tcPr>
-          <w:p>
-            <w:r>
-              <w:rPr>
-                <w:color w:val="000000"/>
-              </w:rPr>
-              <w:t>☐</w:t>
-            </w:r>
-          </w:p>
-        </w:tc>
+        <w:sdt>
+          <w:sdtPr>
+            <w:id w:val="207698392"/>
+            <w14:checkbox>
+              <w14:checked w14:val="0"/>
+              <w14:checkedState w14:val="2612" w14:font="MS Gothic"/>
+              <w14:uncheckedState w14:val="2610" w14:font="MS Gothic"/>
+            </w14:checkbox>
+          </w:sdtPr>
+          <w:sdtContent>
+            <w:tc>
+              <w:tcPr>
+                <w:tcW w:w="400" w:type="dxa"/>
+                <w:tcBorders>
+                  <w:top w:val="none" w:sz="0" w:space="0" w:color="FFFFFF"/>
+                  <w:left w:val="none" w:sz="0" w:space="0" w:color="FFFFFF"/>
+                  <w:bottom w:val="none" w:sz="0" w:space="0" w:color="FFFFFF"/>
+                  <w:right w:val="none" w:sz="0" w:space="0" w:color="FFFFFF"/>
+                </w:tcBorders>
+                <w:tcMar>
+                  <w:top w:w="80" w:type="dxa"/>
+                  <w:left w:w="140" w:type="dxa"/>
+                  <w:bottom w:w="80" w:type="dxa"/>
+                  <w:right w:w="140" w:type="dxa"/>
+                </w:tcMar>
+              </w:tcPr>
+              <w:p>
+                <w:r>
+                  <w:rPr>
+                    <w:rFonts w:ascii="MS Gothic" w:eastAsia="MS Gothic" w:hAnsi="MS Gothic" w:hint="eastAsia"/>
+                  </w:rPr>
+                  <w:t>☐</w:t>
+                </w:r>
+              </w:p>
+            </w:tc>
+          </w:sdtContent>
+        </w:sdt>
         <w:tc>
           <w:tcPr>
             <w:tcW w:w="8626" w:type="dxa"/>
@@ -4079,37 +2815,43 @@
         </w:tc>
       </w:tr>
       <w:tr>
-        <w:tblPrEx>
-          <w:tblCellMar>
-            <w:top w:w="0" w:type="dxa"/>
-            <w:bottom w:w="0" w:type="dxa"/>
-          </w:tblCellMar>
-        </w:tblPrEx>
-        <w:tc>
-          <w:tcPr>
-            <w:tcW w:w="400" w:type="dxa"/>
-            <w:tcBorders>
-              <w:top w:val="none" w:sz="0" w:space="0" w:color="FFFFFF"/>
-              <w:left w:val="none" w:sz="0" w:space="0" w:color="FFFFFF"/>
-              <w:bottom w:val="none" w:sz="0" w:space="0" w:color="FFFFFF"/>
-              <w:right w:val="none" w:sz="0" w:space="0" w:color="FFFFFF"/>
-            </w:tcBorders>
-            <w:tcMar>
-              <w:top w:w="80" w:type="dxa"/>
-              <w:left w:w="140" w:type="dxa"/>
-              <w:bottom w:w="80" w:type="dxa"/>
-              <w:right w:w="140" w:type="dxa"/>
-            </w:tcMar>
-          </w:tcPr>
-          <w:p>
-            <w:r>
-              <w:rPr>
-                <w:color w:val="000000"/>
-              </w:rPr>
-              <w:t>☐</w:t>
-            </w:r>
-          </w:p>
-        </w:tc>
+        <w:sdt>
+          <w:sdtPr>
+            <w:id w:val="-1087461910"/>
+            <w14:checkbox>
+              <w14:checked w14:val="0"/>
+              <w14:checkedState w14:val="2612" w14:font="MS Gothic"/>
+              <w14:uncheckedState w14:val="2610" w14:font="MS Gothic"/>
+            </w14:checkbox>
+          </w:sdtPr>
+          <w:sdtContent>
+            <w:tc>
+              <w:tcPr>
+                <w:tcW w:w="400" w:type="dxa"/>
+                <w:tcBorders>
+                  <w:top w:val="none" w:sz="0" w:space="0" w:color="FFFFFF"/>
+                  <w:left w:val="none" w:sz="0" w:space="0" w:color="FFFFFF"/>
+                  <w:bottom w:val="none" w:sz="0" w:space="0" w:color="FFFFFF"/>
+                  <w:right w:val="none" w:sz="0" w:space="0" w:color="FFFFFF"/>
+                </w:tcBorders>
+                <w:tcMar>
+                  <w:top w:w="80" w:type="dxa"/>
+                  <w:left w:w="140" w:type="dxa"/>
+                  <w:bottom w:w="80" w:type="dxa"/>
+                  <w:right w:w="140" w:type="dxa"/>
+                </w:tcMar>
+              </w:tcPr>
+              <w:p>
+                <w:r>
+                  <w:rPr>
+                    <w:rFonts w:ascii="MS Gothic" w:eastAsia="MS Gothic" w:hAnsi="MS Gothic" w:hint="eastAsia"/>
+                  </w:rPr>
+                  <w:t>☐</w:t>
+                </w:r>
+              </w:p>
+            </w:tc>
+          </w:sdtContent>
+        </w:sdt>
         <w:tc>
           <w:tcPr>
             <w:tcW w:w="8626" w:type="dxa"/>
@@ -4194,12 +2936,6 @@
         <w:gridCol w:w="2126"/>
       </w:tblGrid>
       <w:tr>
-        <w:tblPrEx>
-          <w:tblCellMar>
-            <w:top w:w="0" w:type="dxa"/>
-            <w:bottom w:w="0" w:type="dxa"/>
-          </w:tblCellMar>
-        </w:tblPrEx>
         <w:tc>
           <w:tcPr>
             <w:tcW w:w="2500" w:type="dxa"/>
@@ -4314,12 +3050,6 @@
         </w:tc>
       </w:tr>
       <w:tr>
-        <w:tblPrEx>
-          <w:tblCellMar>
-            <w:top w:w="0" w:type="dxa"/>
-            <w:bottom w:w="0" w:type="dxa"/>
-          </w:tblCellMar>
-        </w:tblPrEx>
         <w:tc>
           <w:tcPr>
             <w:tcW w:w="2500" w:type="dxa"/>
@@ -4405,12 +3135,6 @@
         </w:tc>
       </w:tr>
       <w:tr>
-        <w:tblPrEx>
-          <w:tblCellMar>
-            <w:top w:w="0" w:type="dxa"/>
-            <w:bottom w:w="0" w:type="dxa"/>
-          </w:tblCellMar>
-        </w:tblPrEx>
         <w:tc>
           <w:tcPr>
             <w:tcW w:w="2500" w:type="dxa"/>
@@ -4496,12 +3220,6 @@
         </w:tc>
       </w:tr>
       <w:tr>
-        <w:tblPrEx>
-          <w:tblCellMar>
-            <w:top w:w="0" w:type="dxa"/>
-            <w:bottom w:w="0" w:type="dxa"/>
-          </w:tblCellMar>
-        </w:tblPrEx>
         <w:tc>
           <w:tcPr>
             <w:tcW w:w="2500" w:type="dxa"/>
@@ -4613,12 +3331,6 @@
         <w:gridCol w:w="9026"/>
       </w:tblGrid>
       <w:tr>
-        <w:tblPrEx>
-          <w:tblCellMar>
-            <w:top w:w="0" w:type="dxa"/>
-            <w:bottom w:w="0" w:type="dxa"/>
-          </w:tblCellMar>
-        </w:tblPrEx>
         <w:tc>
           <w:tcPr>
             <w:tcW w:w="9026" w:type="dxa"/>
@@ -4655,8 +3367,8 @@
     <w:p/>
     <w:p/>
     <w:sectPr>
-      <w:headerReference w:type="default" r:id="rId8"/>
-      <w:footerReference w:type="default" r:id="rId9"/>
+      <w:headerReference w:type="default" r:id="rId10"/>
+      <w:footerReference w:type="default" r:id="rId11"/>
       <w:pgSz w:w="11906" w:h="16838"/>
       <w:pgMar w:top="1440" w:right="1440" w:bottom="1440" w:left="1440" w:header="567" w:footer="567" w:gutter="0"/>
       <w:cols w:space="708"/>
@@ -4664,6 +3376,25 @@
     </w:sectPr>
   </w:body>
 </w:document>
+</file>
+
+<file path=word/endnotes.xml><?xml version="1.0" encoding="utf-8"?>
+<w:endnotes xmlns:wpc="http://schemas.microsoft.com/office/word/2010/wordprocessingCanvas" xmlns:cx="http://schemas.microsoft.com/office/drawing/2014/chartex" xmlns:cx1="http://schemas.microsoft.com/office/drawing/2015/9/8/chartex" xmlns:cx2="http://schemas.microsoft.com/office/drawing/2015/10/21/chartex" xmlns:cx3="http://schemas.microsoft.com/office/drawing/2016/5/9/chartex" xmlns:cx4="http://schemas.microsoft.com/office/drawing/2016/5/10/chartex" xmlns:cx5="http://schemas.microsoft.com/office/drawing/2016/5/11/chartex" xmlns:cx6="http://schemas.microsoft.com/office/drawing/2016/5/12/chartex" xmlns:cx7="http://schemas.microsoft.com/office/drawing/2016/5/13/chartex" xmlns:cx8="http://schemas.microsoft.com/office/drawing/2016/5/14/chartex" xmlns:mc="http://schemas.openxmlformats.org/markup-compatibility/2006" xmlns:aink="http://schemas.microsoft.com/office/drawing/2016/ink" xmlns:am3d="http://schemas.microsoft.com/office/drawing/2017/model3d" xmlns:o="urn:schemas-microsoft-com:office:office" xmlns:oel="http://schemas.microsoft.com/office/2019/extlst" xmlns:r="http://schemas.openxmlformats.org/officeDocument/2006/relationships" xmlns:m="http://schemas.openxmlformats.org/officeDocument/2006/math" xmlns:v="urn:schemas-microsoft-com:vml" xmlns:wp14="http://schemas.microsoft.com/office/word/2010/wordprocessingDrawing" xmlns:wp="http://schemas.openxmlformats.org/drawingml/2006/wordprocessingDrawing" xmlns:w10="urn:schemas-microsoft-com:office:word" xmlns:w="http://schemas.openxmlformats.org/wordprocessingml/2006/main" xmlns:w14="http://schemas.microsoft.com/office/word/2010/wordml" xmlns:w15="http://schemas.microsoft.com/office/word/2012/wordml" xmlns:w16cex="http://schemas.microsoft.com/office/word/2018/wordml/cex" xmlns:w16cid="http://schemas.microsoft.com/office/word/2016/wordml/cid" xmlns:w16="http://schemas.microsoft.com/office/word/2018/wordml" xmlns:w16du="http://schemas.microsoft.com/office/word/2023/wordml/word16du" xmlns:w16sdtdh="http://schemas.microsoft.com/office/word/2020/wordml/sdtdatahash" xmlns:w16sdtfl="http://schemas.microsoft.com/office/word/2024/wordml/sdtformatlock" xmlns:w16se="http://schemas.microsoft.com/office/word/2015/wordml/symex" xmlns:wpg="http://schemas.microsoft.com/office/word/2010/wordprocessingGroup" xmlns:wpi="http://schemas.microsoft.com/office/word/2010/wordprocessingInk" xmlns:wne="http://schemas.microsoft.com/office/word/2006/wordml" xmlns:wps="http://schemas.microsoft.com/office/word/2010/wordprocessingShape" mc:Ignorable="w14 w15 w16se w16cid w16 w16cex w16sdtdh w16sdtfl w16du wp14">
+  <w:endnote w:type="separator" w:id="-1">
+    <w:p>
+      <w:r>
+        <w:separator/>
+      </w:r>
+    </w:p>
+  </w:endnote>
+  <w:endnote w:type="continuationSeparator" w:id="0">
+    <w:p>
+      <w:r>
+        <w:continuationSeparator/>
+      </w:r>
+    </w:p>
+  </w:endnote>
+</w:endnotes>
 </file>
 
 <file path=word/footer1.xml><?xml version="1.0" encoding="utf-8"?>
@@ -4719,6 +3450,25 @@
     </w:r>
   </w:p>
 </w:ftr>
+</file>
+
+<file path=word/footnotes.xml><?xml version="1.0" encoding="utf-8"?>
+<w:footnotes xmlns:wpc="http://schemas.microsoft.com/office/word/2010/wordprocessingCanvas" xmlns:cx="http://schemas.microsoft.com/office/drawing/2014/chartex" xmlns:cx1="http://schemas.microsoft.com/office/drawing/2015/9/8/chartex" xmlns:cx2="http://schemas.microsoft.com/office/drawing/2015/10/21/chartex" xmlns:cx3="http://schemas.microsoft.com/office/drawing/2016/5/9/chartex" xmlns:cx4="http://schemas.microsoft.com/office/drawing/2016/5/10/chartex" xmlns:cx5="http://schemas.microsoft.com/office/drawing/2016/5/11/chartex" xmlns:cx6="http://schemas.microsoft.com/office/drawing/2016/5/12/chartex" xmlns:cx7="http://schemas.microsoft.com/office/drawing/2016/5/13/chartex" xmlns:cx8="http://schemas.microsoft.com/office/drawing/2016/5/14/chartex" xmlns:mc="http://schemas.openxmlformats.org/markup-compatibility/2006" xmlns:aink="http://schemas.microsoft.com/office/drawing/2016/ink" xmlns:am3d="http://schemas.microsoft.com/office/drawing/2017/model3d" xmlns:o="urn:schemas-microsoft-com:office:office" xmlns:oel="http://schemas.microsoft.com/office/2019/extlst" xmlns:r="http://schemas.openxmlformats.org/officeDocument/2006/relationships" xmlns:m="http://schemas.openxmlformats.org/officeDocument/2006/math" xmlns:v="urn:schemas-microsoft-com:vml" xmlns:wp14="http://schemas.microsoft.com/office/word/2010/wordprocessingDrawing" xmlns:wp="http://schemas.openxmlformats.org/drawingml/2006/wordprocessingDrawing" xmlns:w10="urn:schemas-microsoft-com:office:word" xmlns:w="http://schemas.openxmlformats.org/wordprocessingml/2006/main" xmlns:w14="http://schemas.microsoft.com/office/word/2010/wordml" xmlns:w15="http://schemas.microsoft.com/office/word/2012/wordml" xmlns:w16cex="http://schemas.microsoft.com/office/word/2018/wordml/cex" xmlns:w16cid="http://schemas.microsoft.com/office/word/2016/wordml/cid" xmlns:w16="http://schemas.microsoft.com/office/word/2018/wordml" xmlns:w16du="http://schemas.microsoft.com/office/word/2023/wordml/word16du" xmlns:w16sdtdh="http://schemas.microsoft.com/office/word/2020/wordml/sdtdatahash" xmlns:w16sdtfl="http://schemas.microsoft.com/office/word/2024/wordml/sdtformatlock" xmlns:w16se="http://schemas.microsoft.com/office/word/2015/wordml/symex" xmlns:wpg="http://schemas.microsoft.com/office/word/2010/wordprocessingGroup" xmlns:wpi="http://schemas.microsoft.com/office/word/2010/wordprocessingInk" xmlns:wne="http://schemas.microsoft.com/office/word/2006/wordml" xmlns:wps="http://schemas.microsoft.com/office/word/2010/wordprocessingShape" mc:Ignorable="w14 w15 w16se w16cid w16 w16cex w16sdtdh w16sdtfl w16du wp14">
+  <w:footnote w:type="separator" w:id="-1">
+    <w:p>
+      <w:r>
+        <w:separator/>
+      </w:r>
+    </w:p>
+  </w:footnote>
+  <w:footnote w:type="continuationSeparator" w:id="0">
+    <w:p>
+      <w:r>
+        <w:continuationSeparator/>
+      </w:r>
+    </w:p>
+  </w:footnote>
+</w:footnotes>
 </file>
 
 <file path=word/header1.xml><?xml version="1.0" encoding="utf-8"?>
@@ -5435,7 +4185,6 @@
   <w:style w:type="character" w:default="1" w:styleId="DefaultParagraphFont">
     <w:name w:val="Default Paragraph Font"/>
     <w:uiPriority w:val="1"/>
-    <w:semiHidden/>
     <w:unhideWhenUsed/>
   </w:style>
   <w:style w:type="table" w:default="1" w:styleId="TableNormal">
@@ -5697,6 +4446,18 @@
       <w:rFonts w:eastAsiaTheme="minorHAnsi" w:cstheme="minorBidi"/>
       <w:szCs w:val="21"/>
       <w:lang w:eastAsia="en-US"/>
+    </w:rPr>
+  </w:style>
+  <w:style w:type="character" w:styleId="UnresolvedMention">
+    <w:name w:val="Unresolved Mention"/>
+    <w:basedOn w:val="DefaultParagraphFont"/>
+    <w:uiPriority w:val="99"/>
+    <w:semiHidden/>
+    <w:unhideWhenUsed/>
+    <w:rsid w:val="00790D4B"/>
+    <w:rPr>
+      <w:color w:val="605E5C"/>
+      <w:shd w:val="clear" w:color="auto" w:fill="E1DFDD"/>
     </w:rPr>
   </w:style>
 </w:styles>
@@ -6018,6 +4779,26 @@
 </file>
 
 <file path=customXml/item1.xml><?xml version="1.0" encoding="utf-8"?>
+<?mso-contentType ?>
+<FormTemplates xmlns="http://schemas.microsoft.com/sharepoint/v3/contenttype/forms">
+  <Display>DocumentLibraryForm</Display>
+  <Edit>DocumentLibraryForm</Edit>
+  <New>DocumentLibraryForm</New>
+</FormTemplates>
+</file>
+
+<file path=customXml/item2.xml><?xml version="1.0" encoding="utf-8"?>
+<p:properties xmlns:p="http://schemas.microsoft.com/office/2006/metadata/properties" xmlns:xsi="http://www.w3.org/2001/XMLSchema-instance" xmlns:pc="http://schemas.microsoft.com/office/infopath/2007/PartnerControls">
+  <documentManagement>
+    <TaxCatchAll xmlns="02415fe2-b711-40a7-9448-6741ad12d5f3" xsi:nil="true"/>
+    <lcf76f155ced4ddcb4097134ff3c332f xmlns="d3c05ff7-7000-40cd-ac1a-680341d8190d">
+      <Terms xmlns="http://schemas.microsoft.com/office/infopath/2007/PartnerControls"/>
+    </lcf76f155ced4ddcb4097134ff3c332f>
+  </documentManagement>
+</p:properties>
+</file>
+
+<file path=customXml/item3.xml><?xml version="1.0" encoding="utf-8"?>
 <ct:contentTypeSchema xmlns:ct="http://schemas.microsoft.com/office/2006/metadata/contentType" xmlns:ma="http://schemas.microsoft.com/office/2006/metadata/properties/metaAttributes" ct:_="" ma:_="" ma:contentTypeName="Document" ma:contentTypeID="0x0101003C8137F98A388347AFFE200766B4632E" ma:contentTypeVersion="11" ma:contentTypeDescription="Create a new document." ma:contentTypeScope="" ma:versionID="2213e58e89dc2bfdcd21efb9d1347b7b">
   <xsd:schema xmlns:xsd="http://www.w3.org/2001/XMLSchema" xmlns:xs="http://www.w3.org/2001/XMLSchema" xmlns:p="http://schemas.microsoft.com/office/2006/metadata/properties" xmlns:ns2="d3c05ff7-7000-40cd-ac1a-680341d8190d" xmlns:ns3="02415fe2-b711-40a7-9448-6741ad12d5f3" targetNamespace="http://schemas.microsoft.com/office/2006/metadata/properties" ma:root="true" ma:fieldsID="afa42ab5b510e1b963da93a757b47059" ns2:_="" ns3:_="">
     <xsd:import namespace="d3c05ff7-7000-40cd-ac1a-680341d8190d"/>
@@ -6212,27 +4993,26 @@
 </ct:contentTypeSchema>
 </file>
 
-<file path=customXml/item2.xml><?xml version="1.0" encoding="utf-8"?>
-<p:properties xmlns:p="http://schemas.microsoft.com/office/2006/metadata/properties" xmlns:xsi="http://www.w3.org/2001/XMLSchema-instance" xmlns:pc="http://schemas.microsoft.com/office/infopath/2007/PartnerControls">
-  <documentManagement>
-    <TaxCatchAll xmlns="02415fe2-b711-40a7-9448-6741ad12d5f3" xsi:nil="true"/>
-    <lcf76f155ced4ddcb4097134ff3c332f xmlns="d3c05ff7-7000-40cd-ac1a-680341d8190d">
-      <Terms xmlns="http://schemas.microsoft.com/office/infopath/2007/PartnerControls"/>
-    </lcf76f155ced4ddcb4097134ff3c332f>
-  </documentManagement>
-</p:properties>
+<file path=customXml/itemProps1.xml><?xml version="1.0" encoding="utf-8"?>
+<ds:datastoreItem xmlns:ds="http://schemas.openxmlformats.org/officeDocument/2006/customXml" ds:itemID="{4A2BA63F-FA40-4C96-9183-2BFECB5A1AED}">
+  <ds:schemaRefs>
+    <ds:schemaRef ds:uri="http://schemas.microsoft.com/sharepoint/v3/contenttype/forms"/>
+  </ds:schemaRefs>
+</ds:datastoreItem>
 </file>
 
-<file path=customXml/item3.xml><?xml version="1.0" encoding="utf-8"?>
-<?mso-contentType ?>
-<FormTemplates xmlns="http://schemas.microsoft.com/sharepoint/v3/contenttype/forms">
-  <Display>DocumentLibraryForm</Display>
-  <Edit>DocumentLibraryForm</Edit>
-  <New>DocumentLibraryForm</New>
-</FormTemplates>
+<file path=customXml/itemProps2.xml><?xml version="1.0" encoding="utf-8"?>
+<ds:datastoreItem xmlns:ds="http://schemas.openxmlformats.org/officeDocument/2006/customXml" ds:itemID="{E81E7757-7715-4274-949A-7666F3FC69C9}">
+  <ds:schemaRefs>
+    <ds:schemaRef ds:uri="http://schemas.microsoft.com/office/2006/metadata/properties"/>
+    <ds:schemaRef ds:uri="http://schemas.microsoft.com/office/infopath/2007/PartnerControls"/>
+    <ds:schemaRef ds:uri="02415fe2-b711-40a7-9448-6741ad12d5f3"/>
+    <ds:schemaRef ds:uri="d3c05ff7-7000-40cd-ac1a-680341d8190d"/>
+  </ds:schemaRefs>
+</ds:datastoreItem>
 </file>
 
-<file path=customXml/itemProps1.xml><?xml version="1.0" encoding="utf-8"?>
+<file path=customXml/itemProps3.xml><?xml version="1.0" encoding="utf-8"?>
 <ds:datastoreItem xmlns:ds="http://schemas.openxmlformats.org/officeDocument/2006/customXml" ds:itemID="{5F3FA897-23B9-45F6-8D7F-1C7F0D9F888F}">
   <ds:schemaRefs>
     <ds:schemaRef ds:uri="http://schemas.microsoft.com/office/2006/metadata/contentType"/>
@@ -6251,21 +5031,8 @@
 </ds:datastoreItem>
 </file>
 
-<file path=customXml/itemProps2.xml><?xml version="1.0" encoding="utf-8"?>
-<ds:datastoreItem xmlns:ds="http://schemas.openxmlformats.org/officeDocument/2006/customXml" ds:itemID="{E81E7757-7715-4274-949A-7666F3FC69C9}">
-  <ds:schemaRefs>
-    <ds:schemaRef ds:uri="http://schemas.microsoft.com/office/2006/metadata/properties"/>
-    <ds:schemaRef ds:uri="http://schemas.microsoft.com/office/infopath/2007/PartnerControls"/>
-    <ds:schemaRef ds:uri="02415fe2-b711-40a7-9448-6741ad12d5f3"/>
-    <ds:schemaRef ds:uri="d3c05ff7-7000-40cd-ac1a-680341d8190d"/>
-  </ds:schemaRefs>
-</ds:datastoreItem>
-</file>
-
-<file path=customXml/itemProps3.xml><?xml version="1.0" encoding="utf-8"?>
-<ds:datastoreItem xmlns:ds="http://schemas.openxmlformats.org/officeDocument/2006/customXml" ds:itemID="{4A2BA63F-FA40-4C96-9183-2BFECB5A1AED}">
-  <ds:schemaRefs>
-    <ds:schemaRef ds:uri="http://schemas.microsoft.com/sharepoint/v3/contenttype/forms"/>
-  </ds:schemaRefs>
-</ds:datastoreItem>
+<file path=docMetadata/LabelInfo.xml><?xml version="1.0" encoding="utf-8"?>
+<clbl:labelList xmlns:clbl="http://schemas.microsoft.com/office/2020/mipLabelMetadata">
+  <clbl:label id="{d9941682-ce72-4f25-adde-85bbc56d367b}" enabled="0" method="" siteId="{d9941682-ce72-4f25-adde-85bbc56d367b}" removed="1"/>
+</clbl:labelList>
 </file>